--- a/00-首页/题组Word/第一轮·竞赛教材版/第一轮结构·2-元素周期律（教师版）.docx
+++ b/00-首页/题组Word/第一轮·竞赛教材版/第一轮结构·2-元素周期律（教师版）.docx
@@ -360,60 +360,6 @@
         </w:rPr>
         <w:t>2021</w:t>
       </w:r>
-      <w:r>
-        <w:rPr>
-          <w:rFonts w:ascii="Times New Roman" w:hAnsi="Times New Roman" w:eastAsia="Times New Roman" w:cs="Times New Roman"/>
-        </w:rPr>
-        <w:t xml:space="preserve"> </w:t>
-      </w:r>
-      <w:r>
-        <w:rPr>
-          <w:rFonts w:hint="eastAsia" w:ascii="Times New Roman" w:hAnsi="Times New Roman" w:eastAsia="FangSong" w:cs="Times New Roman"/>
-        </w:rPr>
-        <w:t>曾用于</w:t>
-      </w:r>
-      <w:r>
-        <w:rPr>
-          <w:rFonts w:hint="eastAsia" w:ascii="Times New Roman" w:hAnsi="Times New Roman" w:eastAsia="Times New Roman" w:cs="Times New Roman"/>
-        </w:rPr>
-        <w:t>：</w:t>
-      </w:r>
-      <w:r>
-        <w:rPr>
-          <w:rFonts w:hint="eastAsia" w:ascii="Times New Roman" w:hAnsi="Times New Roman" w:eastAsia="FangSong" w:cs="Times New Roman"/>
-        </w:rPr>
-        <w:t>第一轮结构</w:t>
-      </w:r>
-      <w:r>
-        <w:rPr>
-          <w:rFonts w:hint="eastAsia" w:ascii="Times New Roman" w:hAnsi="Times New Roman" w:eastAsia="Times New Roman" w:cs="Times New Roman"/>
-        </w:rPr>
-        <w:t>·2-</w:t>
-      </w:r>
-      <w:r>
-        <w:rPr>
-          <w:rFonts w:hint="eastAsia" w:ascii="Times New Roman" w:hAnsi="Times New Roman" w:eastAsia="FangSong" w:cs="Times New Roman"/>
-        </w:rPr>
-        <w:t>元素周期律</w:t>
-      </w:r>
-      <w:r>
-        <w:rPr>
-          <w:rFonts w:hint="eastAsia" w:ascii="Times New Roman" w:hAnsi="Times New Roman" w:eastAsia="Times New Roman" w:cs="Times New Roman"/>
-        </w:rPr>
-        <w:t>（</w:t>
-      </w:r>
-      <w:r>
-        <w:rPr>
-          <w:rFonts w:hint="eastAsia" w:ascii="Times New Roman" w:hAnsi="Times New Roman" w:eastAsia="FangSong" w:cs="Times New Roman"/>
-        </w:rPr>
-        <w:t>教师版</w:t>
-      </w:r>
-      <w:r>
-        <w:rPr>
-          <w:rFonts w:hint="eastAsia" w:ascii="Times New Roman" w:hAnsi="Times New Roman" w:eastAsia="Times New Roman" w:cs="Times New Roman"/>
-        </w:rPr>
-        <w:t>）</w:t>
-      </w:r>
     </w:p>
     <w:p>
       <w:pPr>
@@ -1293,60 +1239,6 @@
         </w:rPr>
         <w:t>2021</w:t>
       </w:r>
-      <w:r>
-        <w:rPr>
-          <w:rFonts w:ascii="Times New Roman" w:hAnsi="Times New Roman" w:eastAsia="Times New Roman" w:cs="Times New Roman"/>
-        </w:rPr>
-        <w:t xml:space="preserve"> </w:t>
-      </w:r>
-      <w:r>
-        <w:rPr>
-          <w:rFonts w:hint="eastAsia" w:ascii="Times New Roman" w:hAnsi="Times New Roman" w:eastAsia="FangSong" w:cs="Times New Roman"/>
-        </w:rPr>
-        <w:t>曾用于</w:t>
-      </w:r>
-      <w:r>
-        <w:rPr>
-          <w:rFonts w:hint="eastAsia" w:ascii="Times New Roman" w:hAnsi="Times New Roman" w:eastAsia="Times New Roman" w:cs="Times New Roman"/>
-        </w:rPr>
-        <w:t>：</w:t>
-      </w:r>
-      <w:r>
-        <w:rPr>
-          <w:rFonts w:hint="eastAsia" w:ascii="Times New Roman" w:hAnsi="Times New Roman" w:eastAsia="FangSong" w:cs="Times New Roman"/>
-        </w:rPr>
-        <w:t>第一轮结构</w:t>
-      </w:r>
-      <w:r>
-        <w:rPr>
-          <w:rFonts w:hint="eastAsia" w:ascii="Times New Roman" w:hAnsi="Times New Roman" w:eastAsia="Times New Roman" w:cs="Times New Roman"/>
-        </w:rPr>
-        <w:t>·2-</w:t>
-      </w:r>
-      <w:r>
-        <w:rPr>
-          <w:rFonts w:hint="eastAsia" w:ascii="Times New Roman" w:hAnsi="Times New Roman" w:eastAsia="FangSong" w:cs="Times New Roman"/>
-        </w:rPr>
-        <w:t>元素周期律</w:t>
-      </w:r>
-      <w:r>
-        <w:rPr>
-          <w:rFonts w:hint="eastAsia" w:ascii="Times New Roman" w:hAnsi="Times New Roman" w:eastAsia="Times New Roman" w:cs="Times New Roman"/>
-        </w:rPr>
-        <w:t>（</w:t>
-      </w:r>
-      <w:r>
-        <w:rPr>
-          <w:rFonts w:hint="eastAsia" w:ascii="Times New Roman" w:hAnsi="Times New Roman" w:eastAsia="FangSong" w:cs="Times New Roman"/>
-        </w:rPr>
-        <w:t>教师版</w:t>
-      </w:r>
-      <w:r>
-        <w:rPr>
-          <w:rFonts w:hint="eastAsia" w:ascii="Times New Roman" w:hAnsi="Times New Roman" w:eastAsia="Times New Roman" w:cs="Times New Roman"/>
-        </w:rPr>
-        <w:t>）</w:t>
-      </w:r>
     </w:p>
     <w:p>
       <w:pPr>
@@ -1819,78 +1711,6 @@
           <w:rFonts w:hint="eastAsia" w:ascii="Times New Roman" w:hAnsi="Times New Roman" w:eastAsia="FangSong" w:cs="Times New Roman"/>
         </w:rPr>
         <w:t>届决赛</w:t>
-      </w:r>
-      <w:r>
-        <w:rPr>
-          <w:rFonts w:ascii="Times New Roman" w:hAnsi="Times New Roman" w:eastAsia="Times New Roman" w:cs="Times New Roman"/>
-        </w:rPr>
-        <w:t xml:space="preserve"> </w:t>
-      </w:r>
-      <w:r>
-        <w:rPr>
-          <w:rFonts w:hint="eastAsia" w:ascii="Times New Roman" w:hAnsi="Times New Roman" w:eastAsia="FangSong" w:cs="Times New Roman"/>
-        </w:rPr>
-        <w:t>曾用于</w:t>
-      </w:r>
-      <w:r>
-        <w:rPr>
-          <w:rFonts w:hint="eastAsia" w:ascii="Times New Roman" w:hAnsi="Times New Roman" w:eastAsia="Times New Roman" w:cs="Times New Roman"/>
-        </w:rPr>
-        <w:t>：</w:t>
-      </w:r>
-      <w:r>
-        <w:rPr>
-          <w:rFonts w:hint="eastAsia" w:ascii="Times New Roman" w:hAnsi="Times New Roman" w:eastAsia="FangSong" w:cs="Times New Roman"/>
-        </w:rPr>
-        <w:t>综合模拟卷</w:t>
-      </w:r>
-      <w:r>
-        <w:rPr>
-          <w:rFonts w:hint="eastAsia" w:ascii="Times New Roman" w:hAnsi="Times New Roman" w:eastAsia="Times New Roman" w:cs="Times New Roman"/>
-        </w:rPr>
-        <w:t>I,</w:t>
-      </w:r>
-      <w:r>
-        <w:rPr>
-          <w:rFonts w:ascii="Times New Roman" w:hAnsi="Times New Roman" w:eastAsia="Times New Roman" w:cs="Times New Roman"/>
-        </w:rPr>
-        <w:t xml:space="preserve"> </w:t>
-      </w:r>
-      <w:r>
-        <w:rPr>
-          <w:rFonts w:hint="eastAsia" w:ascii="Times New Roman" w:hAnsi="Times New Roman" w:eastAsia="FangSong" w:cs="Times New Roman"/>
-        </w:rPr>
-        <w:t>第一轮结构</w:t>
-      </w:r>
-      <w:r>
-        <w:rPr>
-          <w:rFonts w:hint="eastAsia" w:ascii="Times New Roman" w:hAnsi="Times New Roman" w:eastAsia="Times New Roman" w:cs="Times New Roman"/>
-        </w:rPr>
-        <w:t>·2-</w:t>
-      </w:r>
-      <w:r>
-        <w:rPr>
-          <w:rFonts w:hint="eastAsia" w:ascii="Times New Roman" w:hAnsi="Times New Roman" w:eastAsia="FangSong" w:cs="Times New Roman"/>
-        </w:rPr>
-        <w:t>元素周期律</w:t>
-      </w:r>
-      <w:r>
-        <w:rPr>
-          <w:rFonts w:hint="eastAsia" w:ascii="Times New Roman" w:hAnsi="Times New Roman" w:eastAsia="Times New Roman" w:cs="Times New Roman"/>
-        </w:rPr>
-        <w:t>（</w:t>
-      </w:r>
-      <w:r>
-        <w:rPr>
-          <w:rFonts w:hint="eastAsia" w:ascii="Times New Roman" w:hAnsi="Times New Roman" w:eastAsia="FangSong" w:cs="Times New Roman"/>
-        </w:rPr>
-        <w:t>教师版</w:t>
-      </w:r>
-      <w:r>
-        <w:rPr>
-          <w:rFonts w:hint="eastAsia" w:ascii="Times New Roman" w:hAnsi="Times New Roman" w:eastAsia="Times New Roman" w:cs="Times New Roman"/>
-        </w:rPr>
-        <w:t>）</w:t>
       </w:r>
     </w:p>
     <w:p>
@@ -2724,60 +2544,6 @@
           <w:rFonts w:hint="eastAsia" w:ascii="Times New Roman" w:hAnsi="Times New Roman" w:eastAsia="FangSong" w:cs="Times New Roman"/>
         </w:rPr>
         <w:t>一分册能力测试</w:t>
-      </w:r>
-      <w:r>
-        <w:rPr>
-          <w:rFonts w:ascii="Times New Roman" w:hAnsi="Times New Roman" w:eastAsia="Times New Roman" w:cs="Times New Roman"/>
-        </w:rPr>
-        <w:t xml:space="preserve"> </w:t>
-      </w:r>
-      <w:r>
-        <w:rPr>
-          <w:rFonts w:hint="eastAsia" w:ascii="Times New Roman" w:hAnsi="Times New Roman" w:eastAsia="FangSong" w:cs="Times New Roman"/>
-        </w:rPr>
-        <w:t>曾用于</w:t>
-      </w:r>
-      <w:r>
-        <w:rPr>
-          <w:rFonts w:hint="eastAsia" w:ascii="Times New Roman" w:hAnsi="Times New Roman" w:eastAsia="Times New Roman" w:cs="Times New Roman"/>
-        </w:rPr>
-        <w:t>：</w:t>
-      </w:r>
-      <w:r>
-        <w:rPr>
-          <w:rFonts w:hint="eastAsia" w:ascii="Times New Roman" w:hAnsi="Times New Roman" w:eastAsia="FangSong" w:cs="Times New Roman"/>
-        </w:rPr>
-        <w:t>第一轮结构</w:t>
-      </w:r>
-      <w:r>
-        <w:rPr>
-          <w:rFonts w:hint="eastAsia" w:ascii="Times New Roman" w:hAnsi="Times New Roman" w:eastAsia="Times New Roman" w:cs="Times New Roman"/>
-        </w:rPr>
-        <w:t>·2-</w:t>
-      </w:r>
-      <w:r>
-        <w:rPr>
-          <w:rFonts w:hint="eastAsia" w:ascii="Times New Roman" w:hAnsi="Times New Roman" w:eastAsia="FangSong" w:cs="Times New Roman"/>
-        </w:rPr>
-        <w:t>元素周期律</w:t>
-      </w:r>
-      <w:r>
-        <w:rPr>
-          <w:rFonts w:hint="eastAsia" w:ascii="Times New Roman" w:hAnsi="Times New Roman" w:eastAsia="Times New Roman" w:cs="Times New Roman"/>
-        </w:rPr>
-        <w:t>（</w:t>
-      </w:r>
-      <w:r>
-        <w:rPr>
-          <w:rFonts w:hint="eastAsia" w:ascii="Times New Roman" w:hAnsi="Times New Roman" w:eastAsia="FangSong" w:cs="Times New Roman"/>
-        </w:rPr>
-        <w:t>教师版</w:t>
-      </w:r>
-      <w:r>
-        <w:rPr>
-          <w:rFonts w:hint="eastAsia" w:ascii="Times New Roman" w:hAnsi="Times New Roman" w:eastAsia="Times New Roman" w:cs="Times New Roman"/>
-        </w:rPr>
-        <w:t>）</w:t>
       </w:r>
     </w:p>
     <w:p>
@@ -3789,60 +3555,6 @@
         </w:rPr>
         <w:t>一分册能力测试</w:t>
       </w:r>
-      <w:r>
-        <w:rPr>
-          <w:rFonts w:ascii="Times New Roman" w:hAnsi="Times New Roman" w:eastAsia="Times New Roman" w:cs="Times New Roman"/>
-        </w:rPr>
-        <w:t xml:space="preserve"> </w:t>
-      </w:r>
-      <w:r>
-        <w:rPr>
-          <w:rFonts w:hint="eastAsia" w:ascii="Times New Roman" w:hAnsi="Times New Roman" w:eastAsia="FangSong" w:cs="Times New Roman"/>
-        </w:rPr>
-        <w:t>曾用于</w:t>
-      </w:r>
-      <w:r>
-        <w:rPr>
-          <w:rFonts w:hint="eastAsia" w:ascii="Times New Roman" w:hAnsi="Times New Roman" w:eastAsia="Times New Roman" w:cs="Times New Roman"/>
-        </w:rPr>
-        <w:t>：</w:t>
-      </w:r>
-      <w:r>
-        <w:rPr>
-          <w:rFonts w:hint="eastAsia" w:ascii="Times New Roman" w:hAnsi="Times New Roman" w:eastAsia="FangSong" w:cs="Times New Roman"/>
-        </w:rPr>
-        <w:t>第一轮结构</w:t>
-      </w:r>
-      <w:r>
-        <w:rPr>
-          <w:rFonts w:hint="eastAsia" w:ascii="Times New Roman" w:hAnsi="Times New Roman" w:eastAsia="Times New Roman" w:cs="Times New Roman"/>
-        </w:rPr>
-        <w:t>·2-</w:t>
-      </w:r>
-      <w:r>
-        <w:rPr>
-          <w:rFonts w:hint="eastAsia" w:ascii="Times New Roman" w:hAnsi="Times New Roman" w:eastAsia="FangSong" w:cs="Times New Roman"/>
-        </w:rPr>
-        <w:t>元素周期律</w:t>
-      </w:r>
-      <w:r>
-        <w:rPr>
-          <w:rFonts w:hint="eastAsia" w:ascii="Times New Roman" w:hAnsi="Times New Roman" w:eastAsia="Times New Roman" w:cs="Times New Roman"/>
-        </w:rPr>
-        <w:t>（</w:t>
-      </w:r>
-      <w:r>
-        <w:rPr>
-          <w:rFonts w:hint="eastAsia" w:ascii="Times New Roman" w:hAnsi="Times New Roman" w:eastAsia="FangSong" w:cs="Times New Roman"/>
-        </w:rPr>
-        <w:t>教师版</w:t>
-      </w:r>
-      <w:r>
-        <w:rPr>
-          <w:rFonts w:hint="eastAsia" w:ascii="Times New Roman" w:hAnsi="Times New Roman" w:eastAsia="Times New Roman" w:cs="Times New Roman"/>
-        </w:rPr>
-        <w:t>）</w:t>
-      </w:r>
     </w:p>
     <w:p>
       <w:pPr>
@@ -4964,60 +4676,6 @@
           <w:rFonts w:hint="eastAsia" w:ascii="Times New Roman" w:hAnsi="Times New Roman" w:eastAsia="FangSong" w:cs="Times New Roman"/>
         </w:rPr>
         <w:t>一分册能力测试</w:t>
-      </w:r>
-      <w:r>
-        <w:rPr>
-          <w:rFonts w:ascii="Times New Roman" w:hAnsi="Times New Roman" w:eastAsia="Times New Roman" w:cs="Times New Roman"/>
-        </w:rPr>
-        <w:t xml:space="preserve"> </w:t>
-      </w:r>
-      <w:r>
-        <w:rPr>
-          <w:rFonts w:hint="eastAsia" w:ascii="Times New Roman" w:hAnsi="Times New Roman" w:eastAsia="FangSong" w:cs="Times New Roman"/>
-        </w:rPr>
-        <w:t>曾用于</w:t>
-      </w:r>
-      <w:r>
-        <w:rPr>
-          <w:rFonts w:hint="eastAsia" w:ascii="Times New Roman" w:hAnsi="Times New Roman" w:eastAsia="Times New Roman" w:cs="Times New Roman"/>
-        </w:rPr>
-        <w:t>：</w:t>
-      </w:r>
-      <w:r>
-        <w:rPr>
-          <w:rFonts w:hint="eastAsia" w:ascii="Times New Roman" w:hAnsi="Times New Roman" w:eastAsia="FangSong" w:cs="Times New Roman"/>
-        </w:rPr>
-        <w:t>第一轮结构</w:t>
-      </w:r>
-      <w:r>
-        <w:rPr>
-          <w:rFonts w:hint="eastAsia" w:ascii="Times New Roman" w:hAnsi="Times New Roman" w:eastAsia="Times New Roman" w:cs="Times New Roman"/>
-        </w:rPr>
-        <w:t>·2-</w:t>
-      </w:r>
-      <w:r>
-        <w:rPr>
-          <w:rFonts w:hint="eastAsia" w:ascii="Times New Roman" w:hAnsi="Times New Roman" w:eastAsia="FangSong" w:cs="Times New Roman"/>
-        </w:rPr>
-        <w:t>元素周期律</w:t>
-      </w:r>
-      <w:r>
-        <w:rPr>
-          <w:rFonts w:hint="eastAsia" w:ascii="Times New Roman" w:hAnsi="Times New Roman" w:eastAsia="Times New Roman" w:cs="Times New Roman"/>
-        </w:rPr>
-        <w:t>（</w:t>
-      </w:r>
-      <w:r>
-        <w:rPr>
-          <w:rFonts w:hint="eastAsia" w:ascii="Times New Roman" w:hAnsi="Times New Roman" w:eastAsia="FangSong" w:cs="Times New Roman"/>
-        </w:rPr>
-        <w:t>教师版</w:t>
-      </w:r>
-      <w:r>
-        <w:rPr>
-          <w:rFonts w:hint="eastAsia" w:ascii="Times New Roman" w:hAnsi="Times New Roman" w:eastAsia="Times New Roman" w:cs="Times New Roman"/>
-        </w:rPr>
-        <w:t>）</w:t>
       </w:r>
     </w:p>
     <w:p>
@@ -6543,60 +6201,6 @@
           <w:rFonts w:hint="eastAsia" w:ascii="Times New Roman" w:hAnsi="Times New Roman" w:eastAsia="FangSong" w:cs="Times New Roman"/>
         </w:rPr>
         <w:t>一分册能力测试</w:t>
-      </w:r>
-      <w:r>
-        <w:rPr>
-          <w:rFonts w:ascii="Times New Roman" w:hAnsi="Times New Roman" w:eastAsia="Times New Roman" w:cs="Times New Roman"/>
-        </w:rPr>
-        <w:t xml:space="preserve"> </w:t>
-      </w:r>
-      <w:r>
-        <w:rPr>
-          <w:rFonts w:hint="eastAsia" w:ascii="Times New Roman" w:hAnsi="Times New Roman" w:eastAsia="FangSong" w:cs="Times New Roman"/>
-        </w:rPr>
-        <w:t>曾用于</w:t>
-      </w:r>
-      <w:r>
-        <w:rPr>
-          <w:rFonts w:hint="eastAsia" w:ascii="Times New Roman" w:hAnsi="Times New Roman" w:eastAsia="Times New Roman" w:cs="Times New Roman"/>
-        </w:rPr>
-        <w:t>：</w:t>
-      </w:r>
-      <w:r>
-        <w:rPr>
-          <w:rFonts w:hint="eastAsia" w:ascii="Times New Roman" w:hAnsi="Times New Roman" w:eastAsia="FangSong" w:cs="Times New Roman"/>
-        </w:rPr>
-        <w:t>第一轮结构</w:t>
-      </w:r>
-      <w:r>
-        <w:rPr>
-          <w:rFonts w:hint="eastAsia" w:ascii="Times New Roman" w:hAnsi="Times New Roman" w:eastAsia="Times New Roman" w:cs="Times New Roman"/>
-        </w:rPr>
-        <w:t>·2-</w:t>
-      </w:r>
-      <w:r>
-        <w:rPr>
-          <w:rFonts w:hint="eastAsia" w:ascii="Times New Roman" w:hAnsi="Times New Roman" w:eastAsia="FangSong" w:cs="Times New Roman"/>
-        </w:rPr>
-        <w:t>元素周期律</w:t>
-      </w:r>
-      <w:r>
-        <w:rPr>
-          <w:rFonts w:hint="eastAsia" w:ascii="Times New Roman" w:hAnsi="Times New Roman" w:eastAsia="Times New Roman" w:cs="Times New Roman"/>
-        </w:rPr>
-        <w:t>（</w:t>
-      </w:r>
-      <w:r>
-        <w:rPr>
-          <w:rFonts w:hint="eastAsia" w:ascii="Times New Roman" w:hAnsi="Times New Roman" w:eastAsia="FangSong" w:cs="Times New Roman"/>
-        </w:rPr>
-        <w:t>教师版</w:t>
-      </w:r>
-      <w:r>
-        <w:rPr>
-          <w:rFonts w:hint="eastAsia" w:ascii="Times New Roman" w:hAnsi="Times New Roman" w:eastAsia="Times New Roman" w:cs="Times New Roman"/>
-        </w:rPr>
-        <w:t>）</w:t>
       </w:r>
     </w:p>
     <w:p>
@@ -8367,78 +7971,6 @@
         </w:rPr>
         <w:t>第一分册</w:t>
       </w:r>
-      <w:r>
-        <w:rPr>
-          <w:rFonts w:ascii="Times New Roman" w:hAnsi="Times New Roman" w:eastAsia="Times New Roman" w:cs="Times New Roman"/>
-        </w:rPr>
-        <w:t xml:space="preserve"> </w:t>
-      </w:r>
-      <w:r>
-        <w:rPr>
-          <w:rFonts w:hint="eastAsia" w:ascii="Times New Roman" w:hAnsi="Times New Roman" w:eastAsia="FangSong" w:cs="Times New Roman"/>
-        </w:rPr>
-        <w:t>曾用于</w:t>
-      </w:r>
-      <w:r>
-        <w:rPr>
-          <w:rFonts w:hint="eastAsia" w:ascii="Times New Roman" w:hAnsi="Times New Roman" w:eastAsia="Times New Roman" w:cs="Times New Roman"/>
-        </w:rPr>
-        <w:t>：</w:t>
-      </w:r>
-      <w:r>
-        <w:rPr>
-          <w:rFonts w:hint="eastAsia" w:ascii="Times New Roman" w:hAnsi="Times New Roman" w:eastAsia="FangSong" w:cs="Times New Roman"/>
-        </w:rPr>
-        <w:t>一分册专项卷</w:t>
-      </w:r>
-      <w:r>
-        <w:rPr>
-          <w:rFonts w:hint="eastAsia" w:ascii="Times New Roman" w:hAnsi="Times New Roman" w:eastAsia="Times New Roman" w:cs="Times New Roman"/>
-        </w:rPr>
-        <w:t>IX,</w:t>
-      </w:r>
-      <w:r>
-        <w:rPr>
-          <w:rFonts w:ascii="Times New Roman" w:hAnsi="Times New Roman" w:eastAsia="Times New Roman" w:cs="Times New Roman"/>
-        </w:rPr>
-        <w:t xml:space="preserve"> </w:t>
-      </w:r>
-      <w:r>
-        <w:rPr>
-          <w:rFonts w:hint="eastAsia" w:ascii="Times New Roman" w:hAnsi="Times New Roman" w:eastAsia="FangSong" w:cs="Times New Roman"/>
-        </w:rPr>
-        <w:t>第一轮结构</w:t>
-      </w:r>
-      <w:r>
-        <w:rPr>
-          <w:rFonts w:hint="eastAsia" w:ascii="Times New Roman" w:hAnsi="Times New Roman" w:eastAsia="Times New Roman" w:cs="Times New Roman"/>
-        </w:rPr>
-        <w:t>·2-</w:t>
-      </w:r>
-      <w:r>
-        <w:rPr>
-          <w:rFonts w:hint="eastAsia" w:ascii="Times New Roman" w:hAnsi="Times New Roman" w:eastAsia="FangSong" w:cs="Times New Roman"/>
-        </w:rPr>
-        <w:t>元素周期律</w:t>
-      </w:r>
-      <w:r>
-        <w:rPr>
-          <w:rFonts w:hint="eastAsia" w:ascii="Times New Roman" w:hAnsi="Times New Roman" w:eastAsia="Times New Roman" w:cs="Times New Roman"/>
-        </w:rPr>
-        <w:t>（</w:t>
-      </w:r>
-      <w:r>
-        <w:rPr>
-          <w:rFonts w:hint="eastAsia" w:ascii="Times New Roman" w:hAnsi="Times New Roman" w:eastAsia="FangSong" w:cs="Times New Roman"/>
-        </w:rPr>
-        <w:t>教师版</w:t>
-      </w:r>
-      <w:r>
-        <w:rPr>
-          <w:rFonts w:hint="eastAsia" w:ascii="Times New Roman" w:hAnsi="Times New Roman" w:eastAsia="Times New Roman" w:cs="Times New Roman"/>
-        </w:rPr>
-        <w:t>）</w:t>
-      </w:r>
     </w:p>
     <w:p>
       <w:pPr>
@@ -9484,60 +9016,6 @@
         </w:rPr>
         <w:t>第一分册</w:t>
       </w:r>
-      <w:r>
-        <w:rPr>
-          <w:rFonts w:ascii="Times New Roman" w:hAnsi="Times New Roman" w:eastAsia="Times New Roman" w:cs="Times New Roman"/>
-        </w:rPr>
-        <w:t xml:space="preserve"> </w:t>
-      </w:r>
-      <w:r>
-        <w:rPr>
-          <w:rFonts w:hint="eastAsia" w:ascii="Times New Roman" w:hAnsi="Times New Roman" w:eastAsia="FangSong" w:cs="Times New Roman"/>
-        </w:rPr>
-        <w:t>曾用于</w:t>
-      </w:r>
-      <w:r>
-        <w:rPr>
-          <w:rFonts w:hint="eastAsia" w:ascii="Times New Roman" w:hAnsi="Times New Roman" w:eastAsia="Times New Roman" w:cs="Times New Roman"/>
-        </w:rPr>
-        <w:t>：</w:t>
-      </w:r>
-      <w:r>
-        <w:rPr>
-          <w:rFonts w:hint="eastAsia" w:ascii="Times New Roman" w:hAnsi="Times New Roman" w:eastAsia="FangSong" w:cs="Times New Roman"/>
-        </w:rPr>
-        <w:t>第一轮结构</w:t>
-      </w:r>
-      <w:r>
-        <w:rPr>
-          <w:rFonts w:hint="eastAsia" w:ascii="Times New Roman" w:hAnsi="Times New Roman" w:eastAsia="Times New Roman" w:cs="Times New Roman"/>
-        </w:rPr>
-        <w:t>·2-</w:t>
-      </w:r>
-      <w:r>
-        <w:rPr>
-          <w:rFonts w:hint="eastAsia" w:ascii="Times New Roman" w:hAnsi="Times New Roman" w:eastAsia="FangSong" w:cs="Times New Roman"/>
-        </w:rPr>
-        <w:t>元素周期律</w:t>
-      </w:r>
-      <w:r>
-        <w:rPr>
-          <w:rFonts w:hint="eastAsia" w:ascii="Times New Roman" w:hAnsi="Times New Roman" w:eastAsia="Times New Roman" w:cs="Times New Roman"/>
-        </w:rPr>
-        <w:t>（</w:t>
-      </w:r>
-      <w:r>
-        <w:rPr>
-          <w:rFonts w:hint="eastAsia" w:ascii="Times New Roman" w:hAnsi="Times New Roman" w:eastAsia="FangSong" w:cs="Times New Roman"/>
-        </w:rPr>
-        <w:t>教师版</w:t>
-      </w:r>
-      <w:r>
-        <w:rPr>
-          <w:rFonts w:hint="eastAsia" w:ascii="Times New Roman" w:hAnsi="Times New Roman" w:eastAsia="Times New Roman" w:cs="Times New Roman"/>
-        </w:rPr>
-        <w:t>）</w:t>
-      </w:r>
     </w:p>
     <w:p>
       <w:pPr>
@@ -11101,78 +10579,6 @@
           <w:rFonts w:hint="eastAsia" w:ascii="Times New Roman" w:hAnsi="Times New Roman" w:eastAsia="FangSong" w:cs="Times New Roman"/>
         </w:rPr>
         <w:t>第一分册</w:t>
-      </w:r>
-      <w:r>
-        <w:rPr>
-          <w:rFonts w:ascii="Times New Roman" w:hAnsi="Times New Roman" w:eastAsia="Times New Roman" w:cs="Times New Roman"/>
-        </w:rPr>
-        <w:t xml:space="preserve"> </w:t>
-      </w:r>
-      <w:r>
-        <w:rPr>
-          <w:rFonts w:hint="eastAsia" w:ascii="Times New Roman" w:hAnsi="Times New Roman" w:eastAsia="FangSong" w:cs="Times New Roman"/>
-        </w:rPr>
-        <w:t>曾用于</w:t>
-      </w:r>
-      <w:r>
-        <w:rPr>
-          <w:rFonts w:hint="eastAsia" w:ascii="Times New Roman" w:hAnsi="Times New Roman" w:eastAsia="Times New Roman" w:cs="Times New Roman"/>
-        </w:rPr>
-        <w:t>：</w:t>
-      </w:r>
-      <w:r>
-        <w:rPr>
-          <w:rFonts w:hint="eastAsia" w:ascii="Times New Roman" w:hAnsi="Times New Roman" w:eastAsia="FangSong" w:cs="Times New Roman"/>
-        </w:rPr>
-        <w:t>一分册专项卷</w:t>
-      </w:r>
-      <w:r>
-        <w:rPr>
-          <w:rFonts w:hint="eastAsia" w:ascii="Times New Roman" w:hAnsi="Times New Roman" w:eastAsia="Times New Roman" w:cs="Times New Roman"/>
-        </w:rPr>
-        <w:t>I,</w:t>
-      </w:r>
-      <w:r>
-        <w:rPr>
-          <w:rFonts w:ascii="Times New Roman" w:hAnsi="Times New Roman" w:eastAsia="Times New Roman" w:cs="Times New Roman"/>
-        </w:rPr>
-        <w:t xml:space="preserve"> </w:t>
-      </w:r>
-      <w:r>
-        <w:rPr>
-          <w:rFonts w:hint="eastAsia" w:ascii="Times New Roman" w:hAnsi="Times New Roman" w:eastAsia="FangSong" w:cs="Times New Roman"/>
-        </w:rPr>
-        <w:t>第一轮结构</w:t>
-      </w:r>
-      <w:r>
-        <w:rPr>
-          <w:rFonts w:hint="eastAsia" w:ascii="Times New Roman" w:hAnsi="Times New Roman" w:eastAsia="Times New Roman" w:cs="Times New Roman"/>
-        </w:rPr>
-        <w:t>·2-</w:t>
-      </w:r>
-      <w:r>
-        <w:rPr>
-          <w:rFonts w:hint="eastAsia" w:ascii="Times New Roman" w:hAnsi="Times New Roman" w:eastAsia="FangSong" w:cs="Times New Roman"/>
-        </w:rPr>
-        <w:t>元素周期律</w:t>
-      </w:r>
-      <w:r>
-        <w:rPr>
-          <w:rFonts w:hint="eastAsia" w:ascii="Times New Roman" w:hAnsi="Times New Roman" w:eastAsia="Times New Roman" w:cs="Times New Roman"/>
-        </w:rPr>
-        <w:t>（</w:t>
-      </w:r>
-      <w:r>
-        <w:rPr>
-          <w:rFonts w:hint="eastAsia" w:ascii="Times New Roman" w:hAnsi="Times New Roman" w:eastAsia="FangSong" w:cs="Times New Roman"/>
-        </w:rPr>
-        <w:t>教师版</w:t>
-      </w:r>
-      <w:r>
-        <w:rPr>
-          <w:rFonts w:hint="eastAsia" w:ascii="Times New Roman" w:hAnsi="Times New Roman" w:eastAsia="Times New Roman" w:cs="Times New Roman"/>
-        </w:rPr>
-        <w:t>）</w:t>
       </w:r>
     </w:p>
     <w:p>
@@ -12857,60 +12263,6 @@
           <w:rFonts w:hint="eastAsia" w:ascii="Times New Roman" w:hAnsi="Times New Roman" w:eastAsia="FangSong" w:cs="Times New Roman"/>
         </w:rPr>
         <w:t>第一分册</w:t>
-      </w:r>
-      <w:r>
-        <w:rPr>
-          <w:rFonts w:ascii="Times New Roman" w:hAnsi="Times New Roman" w:eastAsia="Times New Roman" w:cs="Times New Roman"/>
-        </w:rPr>
-        <w:t xml:space="preserve"> </w:t>
-      </w:r>
-      <w:r>
-        <w:rPr>
-          <w:rFonts w:hint="eastAsia" w:ascii="Times New Roman" w:hAnsi="Times New Roman" w:eastAsia="FangSong" w:cs="Times New Roman"/>
-        </w:rPr>
-        <w:t>曾用于</w:t>
-      </w:r>
-      <w:r>
-        <w:rPr>
-          <w:rFonts w:hint="eastAsia" w:ascii="Times New Roman" w:hAnsi="Times New Roman" w:eastAsia="Times New Roman" w:cs="Times New Roman"/>
-        </w:rPr>
-        <w:t>：</w:t>
-      </w:r>
-      <w:r>
-        <w:rPr>
-          <w:rFonts w:hint="eastAsia" w:ascii="Times New Roman" w:hAnsi="Times New Roman" w:eastAsia="FangSong" w:cs="Times New Roman"/>
-        </w:rPr>
-        <w:t>第一轮结构</w:t>
-      </w:r>
-      <w:r>
-        <w:rPr>
-          <w:rFonts w:hint="eastAsia" w:ascii="Times New Roman" w:hAnsi="Times New Roman" w:eastAsia="Times New Roman" w:cs="Times New Roman"/>
-        </w:rPr>
-        <w:t>·2-</w:t>
-      </w:r>
-      <w:r>
-        <w:rPr>
-          <w:rFonts w:hint="eastAsia" w:ascii="Times New Roman" w:hAnsi="Times New Roman" w:eastAsia="FangSong" w:cs="Times New Roman"/>
-        </w:rPr>
-        <w:t>元素周期律</w:t>
-      </w:r>
-      <w:r>
-        <w:rPr>
-          <w:rFonts w:hint="eastAsia" w:ascii="Times New Roman" w:hAnsi="Times New Roman" w:eastAsia="Times New Roman" w:cs="Times New Roman"/>
-        </w:rPr>
-        <w:t>（</w:t>
-      </w:r>
-      <w:r>
-        <w:rPr>
-          <w:rFonts w:hint="eastAsia" w:ascii="Times New Roman" w:hAnsi="Times New Roman" w:eastAsia="FangSong" w:cs="Times New Roman"/>
-        </w:rPr>
-        <w:t>教师版</w:t>
-      </w:r>
-      <w:r>
-        <w:rPr>
-          <w:rFonts w:hint="eastAsia" w:ascii="Times New Roman" w:hAnsi="Times New Roman" w:eastAsia="Times New Roman" w:cs="Times New Roman"/>
-        </w:rPr>
-        <w:t>）</w:t>
       </w:r>
     </w:p>
     <w:p>
@@ -14387,78 +13739,6 @@
         </w:rPr>
         <w:t>第一分册</w:t>
       </w:r>
-      <w:r>
-        <w:rPr>
-          <w:rFonts w:ascii="Times New Roman" w:hAnsi="Times New Roman" w:eastAsia="Times New Roman" w:cs="Times New Roman"/>
-        </w:rPr>
-        <w:t xml:space="preserve"> </w:t>
-      </w:r>
-      <w:r>
-        <w:rPr>
-          <w:rFonts w:hint="eastAsia" w:ascii="Times New Roman" w:hAnsi="Times New Roman" w:eastAsia="FangSong" w:cs="Times New Roman"/>
-        </w:rPr>
-        <w:t>曾用于</w:t>
-      </w:r>
-      <w:r>
-        <w:rPr>
-          <w:rFonts w:hint="eastAsia" w:ascii="Times New Roman" w:hAnsi="Times New Roman" w:eastAsia="Times New Roman" w:cs="Times New Roman"/>
-        </w:rPr>
-        <w:t>：</w:t>
-      </w:r>
-      <w:r>
-        <w:rPr>
-          <w:rFonts w:hint="eastAsia" w:ascii="Times New Roman" w:hAnsi="Times New Roman" w:eastAsia="FangSong" w:cs="Times New Roman"/>
-        </w:rPr>
-        <w:t>一分册专项卷</w:t>
-      </w:r>
-      <w:r>
-        <w:rPr>
-          <w:rFonts w:hint="eastAsia" w:ascii="Times New Roman" w:hAnsi="Times New Roman" w:eastAsia="Times New Roman" w:cs="Times New Roman"/>
-        </w:rPr>
-        <w:t>V,</w:t>
-      </w:r>
-      <w:r>
-        <w:rPr>
-          <w:rFonts w:ascii="Times New Roman" w:hAnsi="Times New Roman" w:eastAsia="Times New Roman" w:cs="Times New Roman"/>
-        </w:rPr>
-        <w:t xml:space="preserve"> </w:t>
-      </w:r>
-      <w:r>
-        <w:rPr>
-          <w:rFonts w:hint="eastAsia" w:ascii="Times New Roman" w:hAnsi="Times New Roman" w:eastAsia="FangSong" w:cs="Times New Roman"/>
-        </w:rPr>
-        <w:t>第一轮结构</w:t>
-      </w:r>
-      <w:r>
-        <w:rPr>
-          <w:rFonts w:hint="eastAsia" w:ascii="Times New Roman" w:hAnsi="Times New Roman" w:eastAsia="Times New Roman" w:cs="Times New Roman"/>
-        </w:rPr>
-        <w:t>·2-</w:t>
-      </w:r>
-      <w:r>
-        <w:rPr>
-          <w:rFonts w:hint="eastAsia" w:ascii="Times New Roman" w:hAnsi="Times New Roman" w:eastAsia="FangSong" w:cs="Times New Roman"/>
-        </w:rPr>
-        <w:t>元素周期律</w:t>
-      </w:r>
-      <w:r>
-        <w:rPr>
-          <w:rFonts w:hint="eastAsia" w:ascii="Times New Roman" w:hAnsi="Times New Roman" w:eastAsia="Times New Roman" w:cs="Times New Roman"/>
-        </w:rPr>
-        <w:t>（</w:t>
-      </w:r>
-      <w:r>
-        <w:rPr>
-          <w:rFonts w:hint="eastAsia" w:ascii="Times New Roman" w:hAnsi="Times New Roman" w:eastAsia="FangSong" w:cs="Times New Roman"/>
-        </w:rPr>
-        <w:t>教师版</w:t>
-      </w:r>
-      <w:r>
-        <w:rPr>
-          <w:rFonts w:hint="eastAsia" w:ascii="Times New Roman" w:hAnsi="Times New Roman" w:eastAsia="Times New Roman" w:cs="Times New Roman"/>
-        </w:rPr>
-        <w:t>）</w:t>
-      </w:r>
     </w:p>
     <w:p>
       <w:pPr>
@@ -15454,78 +14734,6 @@
           <w:rFonts w:hint="eastAsia" w:ascii="Times New Roman" w:hAnsi="Times New Roman" w:eastAsia="FangSong" w:cs="Times New Roman"/>
         </w:rPr>
         <w:t>第一分册</w:t>
-      </w:r>
-      <w:r>
-        <w:rPr>
-          <w:rFonts w:ascii="Times New Roman" w:hAnsi="Times New Roman" w:eastAsia="Times New Roman" w:cs="Times New Roman"/>
-        </w:rPr>
-        <w:t xml:space="preserve"> </w:t>
-      </w:r>
-      <w:r>
-        <w:rPr>
-          <w:rFonts w:hint="eastAsia" w:ascii="Times New Roman" w:hAnsi="Times New Roman" w:eastAsia="FangSong" w:cs="Times New Roman"/>
-        </w:rPr>
-        <w:t>曾用于</w:t>
-      </w:r>
-      <w:r>
-        <w:rPr>
-          <w:rFonts w:hint="eastAsia" w:ascii="Times New Roman" w:hAnsi="Times New Roman" w:eastAsia="Times New Roman" w:cs="Times New Roman"/>
-        </w:rPr>
-        <w:t>：</w:t>
-      </w:r>
-      <w:r>
-        <w:rPr>
-          <w:rFonts w:hint="eastAsia" w:ascii="Times New Roman" w:hAnsi="Times New Roman" w:eastAsia="FangSong" w:cs="Times New Roman"/>
-        </w:rPr>
-        <w:t>一分册专项卷</w:t>
-      </w:r>
-      <w:r>
-        <w:rPr>
-          <w:rFonts w:hint="eastAsia" w:ascii="Times New Roman" w:hAnsi="Times New Roman" w:eastAsia="Times New Roman" w:cs="Times New Roman"/>
-        </w:rPr>
-        <w:t>XI,</w:t>
-      </w:r>
-      <w:r>
-        <w:rPr>
-          <w:rFonts w:ascii="Times New Roman" w:hAnsi="Times New Roman" w:eastAsia="Times New Roman" w:cs="Times New Roman"/>
-        </w:rPr>
-        <w:t xml:space="preserve"> </w:t>
-      </w:r>
-      <w:r>
-        <w:rPr>
-          <w:rFonts w:hint="eastAsia" w:ascii="Times New Roman" w:hAnsi="Times New Roman" w:eastAsia="FangSong" w:cs="Times New Roman"/>
-        </w:rPr>
-        <w:t>第一轮结构</w:t>
-      </w:r>
-      <w:r>
-        <w:rPr>
-          <w:rFonts w:hint="eastAsia" w:ascii="Times New Roman" w:hAnsi="Times New Roman" w:eastAsia="Times New Roman" w:cs="Times New Roman"/>
-        </w:rPr>
-        <w:t>·2-</w:t>
-      </w:r>
-      <w:r>
-        <w:rPr>
-          <w:rFonts w:hint="eastAsia" w:ascii="Times New Roman" w:hAnsi="Times New Roman" w:eastAsia="FangSong" w:cs="Times New Roman"/>
-        </w:rPr>
-        <w:t>元素周期律</w:t>
-      </w:r>
-      <w:r>
-        <w:rPr>
-          <w:rFonts w:hint="eastAsia" w:ascii="Times New Roman" w:hAnsi="Times New Roman" w:eastAsia="Times New Roman" w:cs="Times New Roman"/>
-        </w:rPr>
-        <w:t>（</w:t>
-      </w:r>
-      <w:r>
-        <w:rPr>
-          <w:rFonts w:hint="eastAsia" w:ascii="Times New Roman" w:hAnsi="Times New Roman" w:eastAsia="FangSong" w:cs="Times New Roman"/>
-        </w:rPr>
-        <w:t>教师版</w:t>
-      </w:r>
-      <w:r>
-        <w:rPr>
-          <w:rFonts w:hint="eastAsia" w:ascii="Times New Roman" w:hAnsi="Times New Roman" w:eastAsia="Times New Roman" w:cs="Times New Roman"/>
-        </w:rPr>
-        <w:t>）</w:t>
       </w:r>
     </w:p>
     <w:p>
@@ -17386,78 +16594,6 @@
         </w:rPr>
         <w:t>第一分册</w:t>
       </w:r>
-      <w:r>
-        <w:rPr>
-          <w:rFonts w:ascii="Times New Roman" w:hAnsi="Times New Roman" w:eastAsia="Times New Roman" w:cs="Times New Roman"/>
-        </w:rPr>
-        <w:t xml:space="preserve"> </w:t>
-      </w:r>
-      <w:r>
-        <w:rPr>
-          <w:rFonts w:hint="eastAsia" w:ascii="Times New Roman" w:hAnsi="Times New Roman" w:eastAsia="FangSong" w:cs="Times New Roman"/>
-        </w:rPr>
-        <w:t>曾用于</w:t>
-      </w:r>
-      <w:r>
-        <w:rPr>
-          <w:rFonts w:hint="eastAsia" w:ascii="Times New Roman" w:hAnsi="Times New Roman" w:eastAsia="Times New Roman" w:cs="Times New Roman"/>
-        </w:rPr>
-        <w:t>：</w:t>
-      </w:r>
-      <w:r>
-        <w:rPr>
-          <w:rFonts w:hint="eastAsia" w:ascii="Times New Roman" w:hAnsi="Times New Roman" w:eastAsia="FangSong" w:cs="Times New Roman"/>
-        </w:rPr>
-        <w:t>一分册专项卷</w:t>
-      </w:r>
-      <w:r>
-        <w:rPr>
-          <w:rFonts w:hint="eastAsia" w:ascii="Times New Roman" w:hAnsi="Times New Roman" w:eastAsia="Times New Roman" w:cs="Times New Roman"/>
-        </w:rPr>
-        <w:t>III,</w:t>
-      </w:r>
-      <w:r>
-        <w:rPr>
-          <w:rFonts w:ascii="Times New Roman" w:hAnsi="Times New Roman" w:eastAsia="Times New Roman" w:cs="Times New Roman"/>
-        </w:rPr>
-        <w:t xml:space="preserve"> </w:t>
-      </w:r>
-      <w:r>
-        <w:rPr>
-          <w:rFonts w:hint="eastAsia" w:ascii="Times New Roman" w:hAnsi="Times New Roman" w:eastAsia="FangSong" w:cs="Times New Roman"/>
-        </w:rPr>
-        <w:t>第一轮结构</w:t>
-      </w:r>
-      <w:r>
-        <w:rPr>
-          <w:rFonts w:hint="eastAsia" w:ascii="Times New Roman" w:hAnsi="Times New Roman" w:eastAsia="Times New Roman" w:cs="Times New Roman"/>
-        </w:rPr>
-        <w:t>·2-</w:t>
-      </w:r>
-      <w:r>
-        <w:rPr>
-          <w:rFonts w:hint="eastAsia" w:ascii="Times New Roman" w:hAnsi="Times New Roman" w:eastAsia="FangSong" w:cs="Times New Roman"/>
-        </w:rPr>
-        <w:t>元素周期律</w:t>
-      </w:r>
-      <w:r>
-        <w:rPr>
-          <w:rFonts w:hint="eastAsia" w:ascii="Times New Roman" w:hAnsi="Times New Roman" w:eastAsia="Times New Roman" w:cs="Times New Roman"/>
-        </w:rPr>
-        <w:t>（</w:t>
-      </w:r>
-      <w:r>
-        <w:rPr>
-          <w:rFonts w:hint="eastAsia" w:ascii="Times New Roman" w:hAnsi="Times New Roman" w:eastAsia="FangSong" w:cs="Times New Roman"/>
-        </w:rPr>
-        <w:t>教师版</w:t>
-      </w:r>
-      <w:r>
-        <w:rPr>
-          <w:rFonts w:hint="eastAsia" w:ascii="Times New Roman" w:hAnsi="Times New Roman" w:eastAsia="Times New Roman" w:cs="Times New Roman"/>
-        </w:rPr>
-        <w:t>）</w:t>
-      </w:r>
     </w:p>
     <w:p>
       <w:pPr>
@@ -18843,78 +17979,6 @@
           <w:rFonts w:hint="eastAsia" w:ascii="Times New Roman" w:hAnsi="Times New Roman" w:eastAsia="FangSong" w:cs="Times New Roman"/>
         </w:rPr>
         <w:t>第一分册</w:t>
-      </w:r>
-      <w:r>
-        <w:rPr>
-          <w:rFonts w:ascii="Times New Roman" w:hAnsi="Times New Roman" w:eastAsia="Times New Roman" w:cs="Times New Roman"/>
-        </w:rPr>
-        <w:t xml:space="preserve"> </w:t>
-      </w:r>
-      <w:r>
-        <w:rPr>
-          <w:rFonts w:hint="eastAsia" w:ascii="Times New Roman" w:hAnsi="Times New Roman" w:eastAsia="FangSong" w:cs="Times New Roman"/>
-        </w:rPr>
-        <w:t>曾用于</w:t>
-      </w:r>
-      <w:r>
-        <w:rPr>
-          <w:rFonts w:hint="eastAsia" w:ascii="Times New Roman" w:hAnsi="Times New Roman" w:eastAsia="Times New Roman" w:cs="Times New Roman"/>
-        </w:rPr>
-        <w:t>：</w:t>
-      </w:r>
-      <w:r>
-        <w:rPr>
-          <w:rFonts w:hint="eastAsia" w:ascii="Times New Roman" w:hAnsi="Times New Roman" w:eastAsia="FangSong" w:cs="Times New Roman"/>
-        </w:rPr>
-        <w:t>一分册专项卷</w:t>
-      </w:r>
-      <w:r>
-        <w:rPr>
-          <w:rFonts w:hint="eastAsia" w:ascii="Times New Roman" w:hAnsi="Times New Roman" w:eastAsia="Times New Roman" w:cs="Times New Roman"/>
-        </w:rPr>
-        <w:t>VIII,</w:t>
-      </w:r>
-      <w:r>
-        <w:rPr>
-          <w:rFonts w:ascii="Times New Roman" w:hAnsi="Times New Roman" w:eastAsia="Times New Roman" w:cs="Times New Roman"/>
-        </w:rPr>
-        <w:t xml:space="preserve"> </w:t>
-      </w:r>
-      <w:r>
-        <w:rPr>
-          <w:rFonts w:hint="eastAsia" w:ascii="Times New Roman" w:hAnsi="Times New Roman" w:eastAsia="FangSong" w:cs="Times New Roman"/>
-        </w:rPr>
-        <w:t>第一轮结构</w:t>
-      </w:r>
-      <w:r>
-        <w:rPr>
-          <w:rFonts w:hint="eastAsia" w:ascii="Times New Roman" w:hAnsi="Times New Roman" w:eastAsia="Times New Roman" w:cs="Times New Roman"/>
-        </w:rPr>
-        <w:t>·2-</w:t>
-      </w:r>
-      <w:r>
-        <w:rPr>
-          <w:rFonts w:hint="eastAsia" w:ascii="Times New Roman" w:hAnsi="Times New Roman" w:eastAsia="FangSong" w:cs="Times New Roman"/>
-        </w:rPr>
-        <w:t>元素周期律</w:t>
-      </w:r>
-      <w:r>
-        <w:rPr>
-          <w:rFonts w:hint="eastAsia" w:ascii="Times New Roman" w:hAnsi="Times New Roman" w:eastAsia="Times New Roman" w:cs="Times New Roman"/>
-        </w:rPr>
-        <w:t>（</w:t>
-      </w:r>
-      <w:r>
-        <w:rPr>
-          <w:rFonts w:hint="eastAsia" w:ascii="Times New Roman" w:hAnsi="Times New Roman" w:eastAsia="FangSong" w:cs="Times New Roman"/>
-        </w:rPr>
-        <w:t>教师版</w:t>
-      </w:r>
-      <w:r>
-        <w:rPr>
-          <w:rFonts w:hint="eastAsia" w:ascii="Times New Roman" w:hAnsi="Times New Roman" w:eastAsia="Times New Roman" w:cs="Times New Roman"/>
-        </w:rPr>
-        <w:t>）</w:t>
       </w:r>
     </w:p>
     <w:p>
@@ -20018,36 +19082,6 @@
         </w:rPr>
         <w:t>第一分册</w:t>
       </w:r>
-      <w:r>
-        <w:rPr>
-          <w:rFonts w:ascii="Times New Roman" w:hAnsi="Times New Roman" w:eastAsia="Times New Roman" w:cs="Times New Roman"/>
-        </w:rPr>
-        <w:t xml:space="preserve"> </w:t>
-      </w:r>
-      <w:r>
-        <w:rPr>
-          <w:rFonts w:hint="eastAsia" w:ascii="Times New Roman" w:hAnsi="Times New Roman" w:eastAsia="FangSong" w:cs="Times New Roman"/>
-        </w:rPr>
-        <w:t>曾用于</w:t>
-      </w:r>
-      <w:r>
-        <w:rPr>
-          <w:rFonts w:hint="eastAsia" w:ascii="Times New Roman" w:hAnsi="Times New Roman" w:eastAsia="Times New Roman" w:cs="Times New Roman"/>
-        </w:rPr>
-        <w:t>：</w:t>
-      </w:r>
-      <w:r>
-        <w:rPr>
-          <w:rFonts w:hint="eastAsia" w:ascii="Times New Roman" w:hAnsi="Times New Roman" w:eastAsia="FangSong" w:cs="Times New Roman"/>
-        </w:rPr>
-        <w:t>一分册专项卷</w:t>
-      </w:r>
-      <w:r>
-        <w:rPr>
-          <w:rFonts w:hint="eastAsia" w:ascii="Times New Roman" w:hAnsi="Times New Roman" w:eastAsia="Times New Roman" w:cs="Times New Roman"/>
-        </w:rPr>
-        <w:t>IV</w:t>
-      </w:r>
     </w:p>
     <w:p>
       <w:pPr>
@@ -21094,36 +20128,6 @@
           <w:rFonts w:hint="eastAsia" w:ascii="Times New Roman" w:hAnsi="Times New Roman" w:eastAsia="FangSong" w:cs="Times New Roman"/>
         </w:rPr>
         <w:t>第一分册</w:t>
-      </w:r>
-      <w:r>
-        <w:rPr>
-          <w:rFonts w:ascii="Times New Roman" w:hAnsi="Times New Roman" w:eastAsia="Times New Roman" w:cs="Times New Roman"/>
-        </w:rPr>
-        <w:t xml:space="preserve"> </w:t>
-      </w:r>
-      <w:r>
-        <w:rPr>
-          <w:rFonts w:hint="eastAsia" w:ascii="Times New Roman" w:hAnsi="Times New Roman" w:eastAsia="FangSong" w:cs="Times New Roman"/>
-        </w:rPr>
-        <w:t>曾用于</w:t>
-      </w:r>
-      <w:r>
-        <w:rPr>
-          <w:rFonts w:hint="eastAsia" w:ascii="Times New Roman" w:hAnsi="Times New Roman" w:eastAsia="Times New Roman" w:cs="Times New Roman"/>
-        </w:rPr>
-        <w:t>：</w:t>
-      </w:r>
-      <w:r>
-        <w:rPr>
-          <w:rFonts w:hint="eastAsia" w:ascii="Times New Roman" w:hAnsi="Times New Roman" w:eastAsia="FangSong" w:cs="Times New Roman"/>
-        </w:rPr>
-        <w:t>一分册专项卷</w:t>
-      </w:r>
-      <w:r>
-        <w:rPr>
-          <w:rFonts w:hint="eastAsia" w:ascii="Times New Roman" w:hAnsi="Times New Roman" w:eastAsia="Times New Roman" w:cs="Times New Roman"/>
-        </w:rPr>
-        <w:t>VI</w:t>
       </w:r>
     </w:p>
     <w:p>
@@ -23003,60 +22007,6 @@
         </w:rPr>
         <w:t>一分册能力测试</w:t>
       </w:r>
-      <w:r>
-        <w:rPr>
-          <w:rFonts w:ascii="Times New Roman" w:hAnsi="Times New Roman" w:eastAsia="Times New Roman" w:cs="Times New Roman"/>
-        </w:rPr>
-        <w:t xml:space="preserve"> </w:t>
-      </w:r>
-      <w:r>
-        <w:rPr>
-          <w:rFonts w:hint="eastAsia" w:ascii="Times New Roman" w:hAnsi="Times New Roman" w:eastAsia="FangSong" w:cs="Times New Roman"/>
-        </w:rPr>
-        <w:t>曾用于</w:t>
-      </w:r>
-      <w:r>
-        <w:rPr>
-          <w:rFonts w:hint="eastAsia" w:ascii="Times New Roman" w:hAnsi="Times New Roman" w:eastAsia="Times New Roman" w:cs="Times New Roman"/>
-        </w:rPr>
-        <w:t>：</w:t>
-      </w:r>
-      <w:r>
-        <w:rPr>
-          <w:rFonts w:hint="eastAsia" w:ascii="Times New Roman" w:hAnsi="Times New Roman" w:eastAsia="FangSong" w:cs="Times New Roman"/>
-        </w:rPr>
-        <w:t>第一轮结构</w:t>
-      </w:r>
-      <w:r>
-        <w:rPr>
-          <w:rFonts w:hint="eastAsia" w:ascii="Times New Roman" w:hAnsi="Times New Roman" w:eastAsia="Times New Roman" w:cs="Times New Roman"/>
-        </w:rPr>
-        <w:t>·2-</w:t>
-      </w:r>
-      <w:r>
-        <w:rPr>
-          <w:rFonts w:hint="eastAsia" w:ascii="Times New Roman" w:hAnsi="Times New Roman" w:eastAsia="FangSong" w:cs="Times New Roman"/>
-        </w:rPr>
-        <w:t>元素周期律</w:t>
-      </w:r>
-      <w:r>
-        <w:rPr>
-          <w:rFonts w:hint="eastAsia" w:ascii="Times New Roman" w:hAnsi="Times New Roman" w:eastAsia="Times New Roman" w:cs="Times New Roman"/>
-        </w:rPr>
-        <w:t>（</w:t>
-      </w:r>
-      <w:r>
-        <w:rPr>
-          <w:rFonts w:hint="eastAsia" w:ascii="Times New Roman" w:hAnsi="Times New Roman" w:eastAsia="FangSong" w:cs="Times New Roman"/>
-        </w:rPr>
-        <w:t>教师版</w:t>
-      </w:r>
-      <w:r>
-        <w:rPr>
-          <w:rFonts w:hint="eastAsia" w:ascii="Times New Roman" w:hAnsi="Times New Roman" w:eastAsia="Times New Roman" w:cs="Times New Roman"/>
-        </w:rPr>
-        <w:t>）</w:t>
-      </w:r>
     </w:p>
     <w:p>
       <w:pPr>
@@ -25418,60 +24368,6 @@
           <w:rFonts w:hint="eastAsia" w:ascii="Times New Roman" w:hAnsi="Times New Roman" w:eastAsia="FangSong" w:cs="Times New Roman"/>
         </w:rPr>
         <w:t>一分册能力测试</w:t>
-      </w:r>
-      <w:r>
-        <w:rPr>
-          <w:rFonts w:ascii="Times New Roman" w:hAnsi="Times New Roman" w:eastAsia="Times New Roman" w:cs="Times New Roman"/>
-        </w:rPr>
-        <w:t xml:space="preserve"> </w:t>
-      </w:r>
-      <w:r>
-        <w:rPr>
-          <w:rFonts w:hint="eastAsia" w:ascii="Times New Roman" w:hAnsi="Times New Roman" w:eastAsia="FangSong" w:cs="Times New Roman"/>
-        </w:rPr>
-        <w:t>曾用于</w:t>
-      </w:r>
-      <w:r>
-        <w:rPr>
-          <w:rFonts w:hint="eastAsia" w:ascii="Times New Roman" w:hAnsi="Times New Roman" w:eastAsia="Times New Roman" w:cs="Times New Roman"/>
-        </w:rPr>
-        <w:t>：</w:t>
-      </w:r>
-      <w:r>
-        <w:rPr>
-          <w:rFonts w:hint="eastAsia" w:ascii="Times New Roman" w:hAnsi="Times New Roman" w:eastAsia="FangSong" w:cs="Times New Roman"/>
-        </w:rPr>
-        <w:t>第一轮结构</w:t>
-      </w:r>
-      <w:r>
-        <w:rPr>
-          <w:rFonts w:hint="eastAsia" w:ascii="Times New Roman" w:hAnsi="Times New Roman" w:eastAsia="Times New Roman" w:cs="Times New Roman"/>
-        </w:rPr>
-        <w:t>·2-</w:t>
-      </w:r>
-      <w:r>
-        <w:rPr>
-          <w:rFonts w:hint="eastAsia" w:ascii="Times New Roman" w:hAnsi="Times New Roman" w:eastAsia="FangSong" w:cs="Times New Roman"/>
-        </w:rPr>
-        <w:t>元素周期律</w:t>
-      </w:r>
-      <w:r>
-        <w:rPr>
-          <w:rFonts w:hint="eastAsia" w:ascii="Times New Roman" w:hAnsi="Times New Roman" w:eastAsia="Times New Roman" w:cs="Times New Roman"/>
-        </w:rPr>
-        <w:t>（</w:t>
-      </w:r>
-      <w:r>
-        <w:rPr>
-          <w:rFonts w:hint="eastAsia" w:ascii="Times New Roman" w:hAnsi="Times New Roman" w:eastAsia="FangSong" w:cs="Times New Roman"/>
-        </w:rPr>
-        <w:t>教师版</w:t>
-      </w:r>
-      <w:r>
-        <w:rPr>
-          <w:rFonts w:hint="eastAsia" w:ascii="Times New Roman" w:hAnsi="Times New Roman" w:eastAsia="Times New Roman" w:cs="Times New Roman"/>
-        </w:rPr>
-        <w:t>）</w:t>
       </w:r>
     </w:p>
     <w:p>
@@ -27963,60 +26859,6 @@
         </w:rPr>
         <w:t>一分册能力测试</w:t>
       </w:r>
-      <w:r>
-        <w:rPr>
-          <w:rFonts w:ascii="Times New Roman" w:hAnsi="Times New Roman" w:eastAsia="Times New Roman" w:cs="Times New Roman"/>
-        </w:rPr>
-        <w:t xml:space="preserve"> </w:t>
-      </w:r>
-      <w:r>
-        <w:rPr>
-          <w:rFonts w:hint="eastAsia" w:ascii="Times New Roman" w:hAnsi="Times New Roman" w:eastAsia="FangSong" w:cs="Times New Roman"/>
-        </w:rPr>
-        <w:t>曾用于</w:t>
-      </w:r>
-      <w:r>
-        <w:rPr>
-          <w:rFonts w:hint="eastAsia" w:ascii="Times New Roman" w:hAnsi="Times New Roman" w:eastAsia="Times New Roman" w:cs="Times New Roman"/>
-        </w:rPr>
-        <w:t>：</w:t>
-      </w:r>
-      <w:r>
-        <w:rPr>
-          <w:rFonts w:hint="eastAsia" w:ascii="Times New Roman" w:hAnsi="Times New Roman" w:eastAsia="FangSong" w:cs="Times New Roman"/>
-        </w:rPr>
-        <w:t>第一轮结构</w:t>
-      </w:r>
-      <w:r>
-        <w:rPr>
-          <w:rFonts w:hint="eastAsia" w:ascii="Times New Roman" w:hAnsi="Times New Roman" w:eastAsia="Times New Roman" w:cs="Times New Roman"/>
-        </w:rPr>
-        <w:t>·2-</w:t>
-      </w:r>
-      <w:r>
-        <w:rPr>
-          <w:rFonts w:hint="eastAsia" w:ascii="Times New Roman" w:hAnsi="Times New Roman" w:eastAsia="FangSong" w:cs="Times New Roman"/>
-        </w:rPr>
-        <w:t>元素周期律</w:t>
-      </w:r>
-      <w:r>
-        <w:rPr>
-          <w:rFonts w:hint="eastAsia" w:ascii="Times New Roman" w:hAnsi="Times New Roman" w:eastAsia="Times New Roman" w:cs="Times New Roman"/>
-        </w:rPr>
-        <w:t>（</w:t>
-      </w:r>
-      <w:r>
-        <w:rPr>
-          <w:rFonts w:hint="eastAsia" w:ascii="Times New Roman" w:hAnsi="Times New Roman" w:eastAsia="FangSong" w:cs="Times New Roman"/>
-        </w:rPr>
-        <w:t>教师版</w:t>
-      </w:r>
-      <w:r>
-        <w:rPr>
-          <w:rFonts w:hint="eastAsia" w:ascii="Times New Roman" w:hAnsi="Times New Roman" w:eastAsia="Times New Roman" w:cs="Times New Roman"/>
-        </w:rPr>
-        <w:t>）</w:t>
-      </w:r>
     </w:p>
     <w:p>
       <w:pPr>
@@ -29413,60 +28255,6 @@
         </w:rPr>
         <w:t>一分册能力测试</w:t>
       </w:r>
-      <w:r>
-        <w:rPr>
-          <w:rFonts w:ascii="Times New Roman" w:hAnsi="Times New Roman" w:eastAsia="Times New Roman" w:cs="Times New Roman"/>
-        </w:rPr>
-        <w:t xml:space="preserve"> </w:t>
-      </w:r>
-      <w:r>
-        <w:rPr>
-          <w:rFonts w:hint="eastAsia" w:ascii="Times New Roman" w:hAnsi="Times New Roman" w:eastAsia="FangSong" w:cs="Times New Roman"/>
-        </w:rPr>
-        <w:t>曾用于</w:t>
-      </w:r>
-      <w:r>
-        <w:rPr>
-          <w:rFonts w:hint="eastAsia" w:ascii="Times New Roman" w:hAnsi="Times New Roman" w:eastAsia="Times New Roman" w:cs="Times New Roman"/>
-        </w:rPr>
-        <w:t>：</w:t>
-      </w:r>
-      <w:r>
-        <w:rPr>
-          <w:rFonts w:hint="eastAsia" w:ascii="Times New Roman" w:hAnsi="Times New Roman" w:eastAsia="FangSong" w:cs="Times New Roman"/>
-        </w:rPr>
-        <w:t>第一轮结构</w:t>
-      </w:r>
-      <w:r>
-        <w:rPr>
-          <w:rFonts w:hint="eastAsia" w:ascii="Times New Roman" w:hAnsi="Times New Roman" w:eastAsia="Times New Roman" w:cs="Times New Roman"/>
-        </w:rPr>
-        <w:t>·2-</w:t>
-      </w:r>
-      <w:r>
-        <w:rPr>
-          <w:rFonts w:hint="eastAsia" w:ascii="Times New Roman" w:hAnsi="Times New Roman" w:eastAsia="FangSong" w:cs="Times New Roman"/>
-        </w:rPr>
-        <w:t>元素周期律</w:t>
-      </w:r>
-      <w:r>
-        <w:rPr>
-          <w:rFonts w:hint="eastAsia" w:ascii="Times New Roman" w:hAnsi="Times New Roman" w:eastAsia="Times New Roman" w:cs="Times New Roman"/>
-        </w:rPr>
-        <w:t>（</w:t>
-      </w:r>
-      <w:r>
-        <w:rPr>
-          <w:rFonts w:hint="eastAsia" w:ascii="Times New Roman" w:hAnsi="Times New Roman" w:eastAsia="FangSong" w:cs="Times New Roman"/>
-        </w:rPr>
-        <w:t>教师版</w:t>
-      </w:r>
-      <w:r>
-        <w:rPr>
-          <w:rFonts w:hint="eastAsia" w:ascii="Times New Roman" w:hAnsi="Times New Roman" w:eastAsia="Times New Roman" w:cs="Times New Roman"/>
-        </w:rPr>
-        <w:t>）</w:t>
-      </w:r>
     </w:p>
     <w:p>
       <w:pPr>
@@ -30706,60 +29494,6 @@
           <w:rFonts w:hint="eastAsia" w:ascii="Times New Roman" w:hAnsi="Times New Roman" w:eastAsia="FangSong" w:cs="Times New Roman"/>
         </w:rPr>
         <w:t>一分册能力测试</w:t>
-      </w:r>
-      <w:r>
-        <w:rPr>
-          <w:rFonts w:ascii="Times New Roman" w:hAnsi="Times New Roman" w:eastAsia="Times New Roman" w:cs="Times New Roman"/>
-        </w:rPr>
-        <w:t xml:space="preserve"> </w:t>
-      </w:r>
-      <w:r>
-        <w:rPr>
-          <w:rFonts w:hint="eastAsia" w:ascii="Times New Roman" w:hAnsi="Times New Roman" w:eastAsia="FangSong" w:cs="Times New Roman"/>
-        </w:rPr>
-        <w:t>曾用于</w:t>
-      </w:r>
-      <w:r>
-        <w:rPr>
-          <w:rFonts w:hint="eastAsia" w:ascii="Times New Roman" w:hAnsi="Times New Roman" w:eastAsia="Times New Roman" w:cs="Times New Roman"/>
-        </w:rPr>
-        <w:t>：</w:t>
-      </w:r>
-      <w:r>
-        <w:rPr>
-          <w:rFonts w:hint="eastAsia" w:ascii="Times New Roman" w:hAnsi="Times New Roman" w:eastAsia="FangSong" w:cs="Times New Roman"/>
-        </w:rPr>
-        <w:t>第一轮结构</w:t>
-      </w:r>
-      <w:r>
-        <w:rPr>
-          <w:rFonts w:hint="eastAsia" w:ascii="Times New Roman" w:hAnsi="Times New Roman" w:eastAsia="Times New Roman" w:cs="Times New Roman"/>
-        </w:rPr>
-        <w:t>·2-</w:t>
-      </w:r>
-      <w:r>
-        <w:rPr>
-          <w:rFonts w:hint="eastAsia" w:ascii="Times New Roman" w:hAnsi="Times New Roman" w:eastAsia="FangSong" w:cs="Times New Roman"/>
-        </w:rPr>
-        <w:t>元素周期律</w:t>
-      </w:r>
-      <w:r>
-        <w:rPr>
-          <w:rFonts w:hint="eastAsia" w:ascii="Times New Roman" w:hAnsi="Times New Roman" w:eastAsia="Times New Roman" w:cs="Times New Roman"/>
-        </w:rPr>
-        <w:t>（</w:t>
-      </w:r>
-      <w:r>
-        <w:rPr>
-          <w:rFonts w:hint="eastAsia" w:ascii="Times New Roman" w:hAnsi="Times New Roman" w:eastAsia="FangSong" w:cs="Times New Roman"/>
-        </w:rPr>
-        <w:t>教师版</w:t>
-      </w:r>
-      <w:r>
-        <w:rPr>
-          <w:rFonts w:hint="eastAsia" w:ascii="Times New Roman" w:hAnsi="Times New Roman" w:eastAsia="Times New Roman" w:cs="Times New Roman"/>
-        </w:rPr>
-        <w:t>）</w:t>
       </w:r>
     </w:p>
     <w:p>
@@ -33368,60 +32102,6 @@
         </w:rPr>
         <w:t>一分册能力测试</w:t>
       </w:r>
-      <w:r>
-        <w:rPr>
-          <w:rFonts w:ascii="Times New Roman" w:hAnsi="Times New Roman" w:eastAsia="Times New Roman" w:cs="Times New Roman"/>
-        </w:rPr>
-        <w:t xml:space="preserve"> </w:t>
-      </w:r>
-      <w:r>
-        <w:rPr>
-          <w:rFonts w:hint="eastAsia" w:ascii="Times New Roman" w:hAnsi="Times New Roman" w:eastAsia="FangSong" w:cs="Times New Roman"/>
-        </w:rPr>
-        <w:t>曾用于</w:t>
-      </w:r>
-      <w:r>
-        <w:rPr>
-          <w:rFonts w:hint="eastAsia" w:ascii="Times New Roman" w:hAnsi="Times New Roman" w:eastAsia="Times New Roman" w:cs="Times New Roman"/>
-        </w:rPr>
-        <w:t>：</w:t>
-      </w:r>
-      <w:r>
-        <w:rPr>
-          <w:rFonts w:hint="eastAsia" w:ascii="Times New Roman" w:hAnsi="Times New Roman" w:eastAsia="FangSong" w:cs="Times New Roman"/>
-        </w:rPr>
-        <w:t>第一轮结构</w:t>
-      </w:r>
-      <w:r>
-        <w:rPr>
-          <w:rFonts w:hint="eastAsia" w:ascii="Times New Roman" w:hAnsi="Times New Roman" w:eastAsia="Times New Roman" w:cs="Times New Roman"/>
-        </w:rPr>
-        <w:t>·2-</w:t>
-      </w:r>
-      <w:r>
-        <w:rPr>
-          <w:rFonts w:hint="eastAsia" w:ascii="Times New Roman" w:hAnsi="Times New Roman" w:eastAsia="FangSong" w:cs="Times New Roman"/>
-        </w:rPr>
-        <w:t>元素周期律</w:t>
-      </w:r>
-      <w:r>
-        <w:rPr>
-          <w:rFonts w:hint="eastAsia" w:ascii="Times New Roman" w:hAnsi="Times New Roman" w:eastAsia="Times New Roman" w:cs="Times New Roman"/>
-        </w:rPr>
-        <w:t>（</w:t>
-      </w:r>
-      <w:r>
-        <w:rPr>
-          <w:rFonts w:hint="eastAsia" w:ascii="Times New Roman" w:hAnsi="Times New Roman" w:eastAsia="FangSong" w:cs="Times New Roman"/>
-        </w:rPr>
-        <w:t>教师版</w:t>
-      </w:r>
-      <w:r>
-        <w:rPr>
-          <w:rFonts w:hint="eastAsia" w:ascii="Times New Roman" w:hAnsi="Times New Roman" w:eastAsia="Times New Roman" w:cs="Times New Roman"/>
-        </w:rPr>
-        <w:t>）</w:t>
-      </w:r>
     </w:p>
     <w:p>
       <w:pPr>
@@ -34632,60 +33312,6 @@
           <w:rFonts w:hint="eastAsia" w:ascii="Times New Roman" w:hAnsi="Times New Roman" w:eastAsia="FangSong" w:cs="Times New Roman"/>
         </w:rPr>
         <w:t>一分册能力测试</w:t>
-      </w:r>
-      <w:r>
-        <w:rPr>
-          <w:rFonts w:ascii="Times New Roman" w:hAnsi="Times New Roman" w:eastAsia="Times New Roman" w:cs="Times New Roman"/>
-        </w:rPr>
-        <w:t xml:space="preserve"> </w:t>
-      </w:r>
-      <w:r>
-        <w:rPr>
-          <w:rFonts w:hint="eastAsia" w:ascii="Times New Roman" w:hAnsi="Times New Roman" w:eastAsia="FangSong" w:cs="Times New Roman"/>
-        </w:rPr>
-        <w:t>曾用于</w:t>
-      </w:r>
-      <w:r>
-        <w:rPr>
-          <w:rFonts w:hint="eastAsia" w:ascii="Times New Roman" w:hAnsi="Times New Roman" w:eastAsia="Times New Roman" w:cs="Times New Roman"/>
-        </w:rPr>
-        <w:t>：</w:t>
-      </w:r>
-      <w:r>
-        <w:rPr>
-          <w:rFonts w:hint="eastAsia" w:ascii="Times New Roman" w:hAnsi="Times New Roman" w:eastAsia="FangSong" w:cs="Times New Roman"/>
-        </w:rPr>
-        <w:t>第一轮结构</w:t>
-      </w:r>
-      <w:r>
-        <w:rPr>
-          <w:rFonts w:hint="eastAsia" w:ascii="Times New Roman" w:hAnsi="Times New Roman" w:eastAsia="Times New Roman" w:cs="Times New Roman"/>
-        </w:rPr>
-        <w:t>·2-</w:t>
-      </w:r>
-      <w:r>
-        <w:rPr>
-          <w:rFonts w:hint="eastAsia" w:ascii="Times New Roman" w:hAnsi="Times New Roman" w:eastAsia="FangSong" w:cs="Times New Roman"/>
-        </w:rPr>
-        <w:t>元素周期律</w:t>
-      </w:r>
-      <w:r>
-        <w:rPr>
-          <w:rFonts w:hint="eastAsia" w:ascii="Times New Roman" w:hAnsi="Times New Roman" w:eastAsia="Times New Roman" w:cs="Times New Roman"/>
-        </w:rPr>
-        <w:t>（</w:t>
-      </w:r>
-      <w:r>
-        <w:rPr>
-          <w:rFonts w:hint="eastAsia" w:ascii="Times New Roman" w:hAnsi="Times New Roman" w:eastAsia="FangSong" w:cs="Times New Roman"/>
-        </w:rPr>
-        <w:t>教师版</w:t>
-      </w:r>
-      <w:r>
-        <w:rPr>
-          <w:rFonts w:hint="eastAsia" w:ascii="Times New Roman" w:hAnsi="Times New Roman" w:eastAsia="Times New Roman" w:cs="Times New Roman"/>
-        </w:rPr>
-        <w:t>）</w:t>
       </w:r>
     </w:p>
     <w:p>
@@ -36090,60 +34716,6 @@
           <w:rFonts w:hint="eastAsia" w:ascii="Times New Roman" w:hAnsi="Times New Roman" w:eastAsia="FangSong" w:cs="Times New Roman"/>
         </w:rPr>
         <w:t>一分册能力测试</w:t>
-      </w:r>
-      <w:r>
-        <w:rPr>
-          <w:rFonts w:ascii="Times New Roman" w:hAnsi="Times New Roman" w:eastAsia="Times New Roman" w:cs="Times New Roman"/>
-        </w:rPr>
-        <w:t xml:space="preserve"> </w:t>
-      </w:r>
-      <w:r>
-        <w:rPr>
-          <w:rFonts w:hint="eastAsia" w:ascii="Times New Roman" w:hAnsi="Times New Roman" w:eastAsia="FangSong" w:cs="Times New Roman"/>
-        </w:rPr>
-        <w:t>曾用于</w:t>
-      </w:r>
-      <w:r>
-        <w:rPr>
-          <w:rFonts w:hint="eastAsia" w:ascii="Times New Roman" w:hAnsi="Times New Roman" w:eastAsia="Times New Roman" w:cs="Times New Roman"/>
-        </w:rPr>
-        <w:t>：</w:t>
-      </w:r>
-      <w:r>
-        <w:rPr>
-          <w:rFonts w:hint="eastAsia" w:ascii="Times New Roman" w:hAnsi="Times New Roman" w:eastAsia="FangSong" w:cs="Times New Roman"/>
-        </w:rPr>
-        <w:t>第一轮结构</w:t>
-      </w:r>
-      <w:r>
-        <w:rPr>
-          <w:rFonts w:hint="eastAsia" w:ascii="Times New Roman" w:hAnsi="Times New Roman" w:eastAsia="Times New Roman" w:cs="Times New Roman"/>
-        </w:rPr>
-        <w:t>·2-</w:t>
-      </w:r>
-      <w:r>
-        <w:rPr>
-          <w:rFonts w:hint="eastAsia" w:ascii="Times New Roman" w:hAnsi="Times New Roman" w:eastAsia="FangSong" w:cs="Times New Roman"/>
-        </w:rPr>
-        <w:t>元素周期律</w:t>
-      </w:r>
-      <w:r>
-        <w:rPr>
-          <w:rFonts w:hint="eastAsia" w:ascii="Times New Roman" w:hAnsi="Times New Roman" w:eastAsia="Times New Roman" w:cs="Times New Roman"/>
-        </w:rPr>
-        <w:t>（</w:t>
-      </w:r>
-      <w:r>
-        <w:rPr>
-          <w:rFonts w:hint="eastAsia" w:ascii="Times New Roman" w:hAnsi="Times New Roman" w:eastAsia="FangSong" w:cs="Times New Roman"/>
-        </w:rPr>
-        <w:t>教师版</w:t>
-      </w:r>
-      <w:r>
-        <w:rPr>
-          <w:rFonts w:hint="eastAsia" w:ascii="Times New Roman" w:hAnsi="Times New Roman" w:eastAsia="Times New Roman" w:cs="Times New Roman"/>
-        </w:rPr>
-        <w:t>）</w:t>
       </w:r>
     </w:p>
     <w:p>

--- a/00-首页/题组Word/第一轮·竞赛教材版/第一轮结构·2-元素周期律（教师版）.docx
+++ b/00-首页/题组Word/第一轮·竞赛教材版/第一轮结构·2-元素周期律（教师版）.docx
@@ -7974,199 +7974,6 @@
     </w:p>
     <w:p>
       <w:pPr>
-        <w:pStyle w:val="BlockText"/>
-      </w:pPr>
-      <w:r>
-        <w:rPr>
-          <w:rFonts w:hint="eastAsia" w:ascii="Times New Roman" w:hAnsi="Times New Roman" w:eastAsia="FangSong" w:cs="Times New Roman"/>
-          <w:b/>
-          <w:bCs/>
-        </w:rPr>
-        <w:t xml:space="preserve">同源题</w:t>
-      </w:r>
-      <w:r>
-        <w:rPr>
-          <w:rFonts w:hint="eastAsia" w:ascii="Times New Roman" w:hAnsi="Times New Roman" w:eastAsia="Times New Roman" w:cs="Times New Roman"/>
-        </w:rPr>
-        <w:t>：</w:t>
-      </w:r>
-      <w:r>
-        <w:rPr>
-          <w:rFonts w:hint="eastAsia" w:ascii="Times New Roman" w:hAnsi="Times New Roman" w:eastAsia="FangSong" w:cs="Times New Roman"/>
-        </w:rPr>
-        <w:t>本讲对例</w:t>
-      </w:r>
-      <w:r>
-        <w:rPr>
-          <w:rFonts w:ascii="Times New Roman" w:hAnsi="Times New Roman" w:eastAsia="Times New Roman" w:cs="Times New Roman"/>
-        </w:rPr>
-        <w:t xml:space="preserve"> </w:t>
-      </w:r>
-      <w:r>
-        <w:rPr>
-          <w:rFonts w:hint="eastAsia" w:ascii="Times New Roman" w:hAnsi="Times New Roman" w:eastAsia="Times New Roman" w:cs="Times New Roman"/>
-        </w:rPr>
-        <w:t xml:space="preserve">8（1998</w:t>
-      </w:r>
-      <w:r>
-        <w:rPr>
-          <w:rFonts w:ascii="Times New Roman" w:hAnsi="Times New Roman" w:eastAsia="Times New Roman" w:cs="Times New Roman"/>
-        </w:rPr>
-        <w:t xml:space="preserve"> </w:t>
-      </w:r>
-      <w:r>
-        <w:rPr>
-          <w:rFonts w:hint="eastAsia" w:ascii="Times New Roman" w:hAnsi="Times New Roman" w:eastAsia="FangSong" w:cs="Times New Roman"/>
-        </w:rPr>
-        <w:t>年湖南省赛改编</w:t>
-      </w:r>
-      <w:r>
-        <w:rPr>
-          <w:rFonts w:hint="eastAsia" w:ascii="Times New Roman" w:hAnsi="Times New Roman" w:eastAsia="Times New Roman" w:cs="Times New Roman"/>
-        </w:rPr>
-        <w:t>，</w:t>
-      </w:r>
-      <w:r>
-        <w:rPr>
-          <w:rFonts w:hint="eastAsia" w:ascii="Times New Roman" w:hAnsi="Times New Roman" w:eastAsia="FangSong" w:cs="Times New Roman"/>
-        </w:rPr>
-        <w:t>增第二问</w:t>
-      </w:r>
-      <w:r>
-        <w:rPr>
-          <w:rFonts w:hint="eastAsia" w:ascii="Times New Roman" w:hAnsi="Times New Roman" w:eastAsia="Times New Roman" w:cs="Times New Roman"/>
-        </w:rPr>
-        <w:t>）→</w:t>
-      </w:r>
-      <w:r>
-        <w:rPr>
-          <w:rFonts w:ascii="Times New Roman" w:hAnsi="Times New Roman" w:eastAsia="Times New Roman" w:cs="Times New Roman"/>
-        </w:rPr>
-        <w:t xml:space="preserve"> </w:t>
-      </w:r>
-      <w:r>
-        <w:rPr>
-          <w:rFonts w:hint="eastAsia" w:ascii="Times New Roman" w:hAnsi="Times New Roman" w:eastAsia="FangSong" w:cs="Times New Roman"/>
-        </w:rPr>
-        <w:t>题</w:t>
-      </w:r>
-      <w:r>
-        <w:rPr>
-          <w:rFonts w:hint="eastAsia" w:ascii="Times New Roman" w:hAnsi="Times New Roman" w:eastAsia="Times New Roman" w:cs="Times New Roman"/>
-        </w:rPr>
-        <w:t>-123-</w:t>
-      </w:r>
-      <w:r>
-        <w:rPr>
-          <w:rFonts w:hint="eastAsia" w:ascii="Times New Roman" w:hAnsi="Times New Roman" w:eastAsia="FangSong" w:cs="Times New Roman"/>
-        </w:rPr>
-        <w:t>一分册</w:t>
-      </w:r>
-      <w:r>
-        <w:rPr>
-          <w:rFonts w:hint="eastAsia" w:ascii="Times New Roman" w:hAnsi="Times New Roman" w:eastAsia="Times New Roman" w:cs="Times New Roman"/>
-        </w:rPr>
-        <w:t>-L6</w:t>
-      </w:r>
-      <w:r>
-        <w:rPr>
-          <w:rFonts w:hint="eastAsia" w:ascii="Times New Roman" w:hAnsi="Times New Roman" w:eastAsia="FangSong" w:cs="Times New Roman"/>
-        </w:rPr>
-        <w:t>对例</w:t>
-      </w:r>
-      <w:r>
-        <w:rPr>
-          <w:rFonts w:hint="eastAsia" w:ascii="Times New Roman" w:hAnsi="Times New Roman" w:eastAsia="Times New Roman" w:cs="Times New Roman"/>
-        </w:rPr>
-        <w:t>8-</w:t>
-      </w:r>
-      <w:r>
-        <w:rPr>
-          <w:rFonts w:hint="eastAsia" w:ascii="Times New Roman" w:hAnsi="Times New Roman" w:eastAsia="FangSong" w:cs="Times New Roman"/>
-        </w:rPr>
-        <w:t>电离能图推</w:t>
-      </w:r>
-      <w:r>
-        <w:rPr>
-          <w:rFonts w:hint="eastAsia" w:ascii="Times New Roman" w:hAnsi="Times New Roman" w:eastAsia="Times New Roman" w:cs="Times New Roman"/>
-        </w:rPr>
-        <w:t>Mg</w:t>
-      </w:r>
-      <w:r>
-        <w:rPr>
-          <w:rFonts w:hint="eastAsia" w:ascii="Times New Roman" w:hAnsi="Times New Roman" w:eastAsia="FangSong" w:cs="Times New Roman"/>
-        </w:rPr>
-        <w:t>与电子式</w:t>
-      </w:r>
-      <w:r>
-        <w:rPr>
-          <w:rFonts w:hint="eastAsia" w:ascii="Times New Roman" w:hAnsi="Times New Roman" w:eastAsia="Times New Roman" w:cs="Times New Roman"/>
-        </w:rPr>
-        <w:t>；</w:t>
-      </w:r>
-      <w:r>
-        <w:rPr>
-          <w:rFonts w:hint="eastAsia" w:ascii="Times New Roman" w:hAnsi="Times New Roman" w:eastAsia="FangSong" w:cs="Times New Roman"/>
-        </w:rPr>
-        <w:t>上海中学竞赛课程习题</w:t>
-      </w:r>
-      <w:r>
-        <w:rPr>
-          <w:rFonts w:ascii="Times New Roman" w:hAnsi="Times New Roman" w:eastAsia="Times New Roman" w:cs="Times New Roman"/>
-        </w:rPr>
-        <w:t xml:space="preserve"> 2 → </w:t>
-      </w:r>
-      <w:r>
-        <w:rPr>
-          <w:rFonts w:hint="eastAsia" w:ascii="Times New Roman" w:hAnsi="Times New Roman" w:eastAsia="FangSong" w:cs="Times New Roman"/>
-        </w:rPr>
-        <w:t>题</w:t>
-      </w:r>
-      <w:r>
-        <w:rPr>
-          <w:rFonts w:hint="eastAsia" w:ascii="Times New Roman" w:hAnsi="Times New Roman" w:eastAsia="Times New Roman" w:cs="Times New Roman"/>
-        </w:rPr>
-        <w:t>-044-</w:t>
-      </w:r>
-      <w:r>
-        <w:rPr>
-          <w:rFonts w:hint="eastAsia" w:ascii="Times New Roman" w:hAnsi="Times New Roman" w:eastAsia="FangSong" w:cs="Times New Roman"/>
-        </w:rPr>
-        <w:t>上海中学</w:t>
-      </w:r>
-      <w:r>
-        <w:rPr>
-          <w:rFonts w:hint="eastAsia" w:ascii="Times New Roman" w:hAnsi="Times New Roman" w:eastAsia="Times New Roman" w:cs="Times New Roman"/>
-        </w:rPr>
-        <w:t>-</w:t>
-      </w:r>
-      <w:r>
-        <w:rPr>
-          <w:rFonts w:hint="eastAsia" w:ascii="Times New Roman" w:hAnsi="Times New Roman" w:eastAsia="FangSong" w:cs="Times New Roman"/>
-        </w:rPr>
-        <w:t>元素周期表与元素周期律</w:t>
-      </w:r>
-      <w:r>
-        <w:rPr>
-          <w:rFonts w:hint="eastAsia" w:ascii="Times New Roman" w:hAnsi="Times New Roman" w:eastAsia="Times New Roman" w:cs="Times New Roman"/>
-        </w:rPr>
-        <w:t>-</w:t>
-      </w:r>
-      <w:r>
-        <w:rPr>
-          <w:rFonts w:hint="eastAsia" w:ascii="Times New Roman" w:hAnsi="Times New Roman" w:eastAsia="FangSong" w:cs="Times New Roman"/>
-        </w:rPr>
-        <w:t>习题</w:t>
-      </w:r>
-      <w:r>
-        <w:rPr>
-          <w:rFonts w:hint="eastAsia" w:ascii="Times New Roman" w:hAnsi="Times New Roman" w:eastAsia="Times New Roman" w:cs="Times New Roman"/>
-        </w:rPr>
-        <w:t>1</w:t>
-      </w:r>
-    </w:p>
-    <w:p>
-      <w:pPr>
         <w:pStyle w:val="FirstParagraph"/>
       </w:pPr>
       <w:r>
@@ -9019,85 +8826,6 @@
     </w:p>
     <w:p>
       <w:pPr>
-        <w:pStyle w:val="BlockText"/>
-      </w:pPr>
-      <w:r>
-        <w:rPr>
-          <w:rFonts w:hint="eastAsia" w:ascii="Times New Roman" w:hAnsi="Times New Roman" w:eastAsia="FangSong" w:cs="Times New Roman"/>
-          <w:b/>
-          <w:bCs/>
-        </w:rPr>
-        <w:t xml:space="preserve">同源题</w:t>
-      </w:r>
-      <w:r>
-        <w:rPr>
-          <w:rFonts w:hint="eastAsia" w:ascii="Times New Roman" w:hAnsi="Times New Roman" w:eastAsia="Times New Roman" w:cs="Times New Roman"/>
-        </w:rPr>
-        <w:t xml:space="preserve">：118</w:t>
-      </w:r>
-      <w:r>
-        <w:rPr>
-          <w:rFonts w:ascii="Times New Roman" w:hAnsi="Times New Roman" w:eastAsia="Times New Roman" w:cs="Times New Roman"/>
-        </w:rPr>
-        <w:t xml:space="preserve"> </w:t>
-      </w:r>
-      <w:r>
-        <w:rPr>
-          <w:rFonts w:hint="eastAsia" w:ascii="Times New Roman" w:hAnsi="Times New Roman" w:eastAsia="FangSong" w:cs="Times New Roman"/>
-        </w:rPr>
-        <w:t xml:space="preserve">号元素位置推断</w:t>
-      </w:r>
-      <w:r>
-        <w:rPr>
-          <w:rFonts w:ascii="Times New Roman" w:hAnsi="Times New Roman" w:eastAsia="Times New Roman" w:cs="Times New Roman"/>
-        </w:rPr>
-        <w:t xml:space="preserve"> → </w:t>
-      </w:r>
-      <w:r>
-        <w:rPr>
-          <w:rFonts w:hint="eastAsia" w:ascii="Times New Roman" w:hAnsi="Times New Roman" w:eastAsia="FangSong" w:cs="Times New Roman"/>
-        </w:rPr>
-        <w:t>题</w:t>
-      </w:r>
-      <w:r>
-        <w:rPr>
-          <w:rFonts w:hint="eastAsia" w:ascii="Times New Roman" w:hAnsi="Times New Roman" w:eastAsia="Times New Roman" w:cs="Times New Roman"/>
-        </w:rPr>
-        <w:t>-106-</w:t>
-      </w:r>
-      <w:r>
-        <w:rPr>
-          <w:rFonts w:hint="eastAsia" w:ascii="Times New Roman" w:hAnsi="Times New Roman" w:eastAsia="FangSong" w:cs="Times New Roman"/>
-        </w:rPr>
-        <w:t>一分册</w:t>
-      </w:r>
-      <w:r>
-        <w:rPr>
-          <w:rFonts w:hint="eastAsia" w:ascii="Times New Roman" w:hAnsi="Times New Roman" w:eastAsia="Times New Roman" w:cs="Times New Roman"/>
-        </w:rPr>
-        <w:t>-L5</w:t>
-      </w:r>
-      <w:r>
-        <w:rPr>
-          <w:rFonts w:hint="eastAsia" w:ascii="Times New Roman" w:hAnsi="Times New Roman" w:eastAsia="FangSong" w:cs="Times New Roman"/>
-        </w:rPr>
-        <w:t>实</w:t>
-      </w:r>
-      <w:r>
-        <w:rPr>
-          <w:rFonts w:hint="eastAsia" w:ascii="Times New Roman" w:hAnsi="Times New Roman" w:eastAsia="Times New Roman" w:cs="Times New Roman"/>
-        </w:rPr>
-        <w:t>4-</w:t>
-      </w:r>
-      <w:r>
-        <w:rPr>
-          <w:rFonts w:hint="eastAsia" w:ascii="Times New Roman" w:hAnsi="Times New Roman" w:eastAsia="FangSong" w:cs="Times New Roman"/>
-        </w:rPr>
-        <w:t>超重元素位置预测</w:t>
-      </w:r>
-    </w:p>
-    <w:p>
-      <w:pPr>
         <w:pStyle w:val="FirstParagraph"/>
       </w:pPr>
       <w:r>
@@ -12263,157 +11991,6 @@
           <w:rFonts w:hint="eastAsia" w:ascii="Times New Roman" w:hAnsi="Times New Roman" w:eastAsia="FangSong" w:cs="Times New Roman"/>
         </w:rPr>
         <w:t>第一分册</w:t>
-      </w:r>
-    </w:p>
-    <w:p>
-      <w:pPr>
-        <w:pStyle w:val="BlockText"/>
-      </w:pPr>
-      <w:r>
-        <w:rPr>
-          <w:rFonts w:hint="eastAsia" w:ascii="Times New Roman" w:hAnsi="Times New Roman" w:eastAsia="FangSong" w:cs="Times New Roman"/>
-          <w:b/>
-          <w:bCs/>
-        </w:rPr>
-        <w:t xml:space="preserve">同源题</w:t>
-      </w:r>
-      <w:r>
-        <w:rPr>
-          <w:rFonts w:hint="eastAsia" w:ascii="Times New Roman" w:hAnsi="Times New Roman" w:eastAsia="Times New Roman" w:cs="Times New Roman"/>
-        </w:rPr>
-        <w:t>：</w:t>
-      </w:r>
-      <w:r>
-        <w:rPr>
-          <w:rFonts w:hint="eastAsia" w:ascii="Times New Roman" w:hAnsi="Times New Roman" w:eastAsia="FangSong" w:cs="Times New Roman"/>
-        </w:rPr>
-        <w:t>本讲对例</w:t>
-      </w:r>
-      <w:r>
-        <w:rPr>
-          <w:rFonts w:ascii="Times New Roman" w:hAnsi="Times New Roman" w:eastAsia="Times New Roman" w:cs="Times New Roman"/>
-        </w:rPr>
-        <w:t xml:space="preserve"> 2 → </w:t>
-      </w:r>
-      <w:r>
-        <w:rPr>
-          <w:rFonts w:hint="eastAsia" w:ascii="Times New Roman" w:hAnsi="Times New Roman" w:eastAsia="FangSong" w:cs="Times New Roman"/>
-        </w:rPr>
-        <w:t>题</w:t>
-      </w:r>
-      <w:r>
-        <w:rPr>
-          <w:rFonts w:hint="eastAsia" w:ascii="Times New Roman" w:hAnsi="Times New Roman" w:eastAsia="Times New Roman" w:cs="Times New Roman"/>
-        </w:rPr>
-        <w:t>-117-</w:t>
-      </w:r>
-      <w:r>
-        <w:rPr>
-          <w:rFonts w:hint="eastAsia" w:ascii="Times New Roman" w:hAnsi="Times New Roman" w:eastAsia="FangSong" w:cs="Times New Roman"/>
-        </w:rPr>
-        <w:t>一分册</w:t>
-      </w:r>
-      <w:r>
-        <w:rPr>
-          <w:rFonts w:hint="eastAsia" w:ascii="Times New Roman" w:hAnsi="Times New Roman" w:eastAsia="Times New Roman" w:cs="Times New Roman"/>
-        </w:rPr>
-        <w:t>-L6</w:t>
-      </w:r>
-      <w:r>
-        <w:rPr>
-          <w:rFonts w:hint="eastAsia" w:ascii="Times New Roman" w:hAnsi="Times New Roman" w:eastAsia="FangSong" w:cs="Times New Roman"/>
-        </w:rPr>
-        <w:t>对例</w:t>
-      </w:r>
-      <w:r>
-        <w:rPr>
-          <w:rFonts w:hint="eastAsia" w:ascii="Times New Roman" w:hAnsi="Times New Roman" w:eastAsia="Times New Roman" w:cs="Times New Roman"/>
-        </w:rPr>
-        <w:t>2-</w:t>
-      </w:r>
-      <w:r>
-        <w:rPr>
-          <w:rFonts w:hint="eastAsia" w:ascii="Times New Roman" w:hAnsi="Times New Roman" w:eastAsia="FangSong" w:cs="Times New Roman"/>
-        </w:rPr>
-        <w:t>电离能对数图推</w:t>
-      </w:r>
-      <w:r>
-        <w:rPr>
-          <w:rFonts w:hint="eastAsia" w:ascii="Times New Roman" w:hAnsi="Times New Roman" w:eastAsia="Times New Roman" w:cs="Times New Roman"/>
-        </w:rPr>
-        <w:t>ⅡA（</w:t>
-      </w:r>
-      <w:r>
-        <w:rPr>
-          <w:rFonts w:hint="eastAsia" w:ascii="Times New Roman" w:hAnsi="Times New Roman" w:eastAsia="FangSong" w:cs="Times New Roman"/>
-        </w:rPr>
-        <w:t>同源试题的无第二问版</w:t>
-      </w:r>
-      <w:r>
-        <w:rPr>
-          <w:rFonts w:hint="eastAsia" w:ascii="Times New Roman" w:hAnsi="Times New Roman" w:eastAsia="Times New Roman" w:cs="Times New Roman"/>
-        </w:rPr>
-        <w:t>）；</w:t>
-      </w:r>
-      <w:r>
-        <w:rPr>
-          <w:rFonts w:hint="eastAsia" w:ascii="Times New Roman" w:hAnsi="Times New Roman" w:eastAsia="FangSong" w:cs="Times New Roman"/>
-        </w:rPr>
-        <w:t>上海中学竞赛课程习题</w:t>
-      </w:r>
-      <w:r>
-        <w:rPr>
-          <w:rFonts w:ascii="Times New Roman" w:hAnsi="Times New Roman" w:eastAsia="Times New Roman" w:cs="Times New Roman"/>
-        </w:rPr>
-        <w:t xml:space="preserve"> 2 → </w:t>
-      </w:r>
-      <w:r>
-        <w:rPr>
-          <w:rFonts w:hint="eastAsia" w:ascii="Times New Roman" w:hAnsi="Times New Roman" w:eastAsia="FangSong" w:cs="Times New Roman"/>
-        </w:rPr>
-        <w:t>题</w:t>
-      </w:r>
-      <w:r>
-        <w:rPr>
-          <w:rFonts w:hint="eastAsia" w:ascii="Times New Roman" w:hAnsi="Times New Roman" w:eastAsia="Times New Roman" w:cs="Times New Roman"/>
-        </w:rPr>
-        <w:t>-044-</w:t>
-      </w:r>
-      <w:r>
-        <w:rPr>
-          <w:rFonts w:hint="eastAsia" w:ascii="Times New Roman" w:hAnsi="Times New Roman" w:eastAsia="FangSong" w:cs="Times New Roman"/>
-        </w:rPr>
-        <w:t>上海中学</w:t>
-      </w:r>
-      <w:r>
-        <w:rPr>
-          <w:rFonts w:hint="eastAsia" w:ascii="Times New Roman" w:hAnsi="Times New Roman" w:eastAsia="Times New Roman" w:cs="Times New Roman"/>
-        </w:rPr>
-        <w:t>-</w:t>
-      </w:r>
-      <w:r>
-        <w:rPr>
-          <w:rFonts w:hint="eastAsia" w:ascii="Times New Roman" w:hAnsi="Times New Roman" w:eastAsia="FangSong" w:cs="Times New Roman"/>
-        </w:rPr>
-        <w:t>元素周期表与元素周期律</w:t>
-      </w:r>
-      <w:r>
-        <w:rPr>
-          <w:rFonts w:hint="eastAsia" w:ascii="Times New Roman" w:hAnsi="Times New Roman" w:eastAsia="Times New Roman" w:cs="Times New Roman"/>
-        </w:rPr>
-        <w:t>-</w:t>
-      </w:r>
-      <w:r>
-        <w:rPr>
-          <w:rFonts w:hint="eastAsia" w:ascii="Times New Roman" w:hAnsi="Times New Roman" w:eastAsia="FangSong" w:cs="Times New Roman"/>
-        </w:rPr>
-        <w:t>习题</w:t>
-      </w:r>
-      <w:r>
-        <w:rPr>
-          <w:rFonts w:hint="eastAsia" w:ascii="Times New Roman" w:hAnsi="Times New Roman" w:eastAsia="Times New Roman" w:cs="Times New Roman"/>
-        </w:rPr>
-        <w:t>1</w:t>
       </w:r>
     </w:p>
     <w:p>

--- a/00-首页/题组Word/第一轮·竞赛教材版/第一轮结构·2-元素周期律（教师版）.docx
+++ b/00-首页/题组Word/第一轮·竞赛教材版/第一轮结构·2-元素周期律（教师版）.docx
@@ -17556,73 +17556,6 @@
           <w:rFonts w:hint="eastAsia" w:ascii="Times New Roman" w:hAnsi="Times New Roman" w:eastAsia="FangSong" w:cs="Times New Roman"/>
         </w:rPr>
         <w:t>第一分册</w:t>
-      </w:r>
-    </w:p>
-    <w:p>
-      <w:pPr>
-        <w:pStyle w:val="BlockText"/>
-      </w:pPr>
-      <w:r>
-        <w:rPr>
-          <w:rFonts w:hint="eastAsia" w:ascii="Times New Roman" w:hAnsi="Times New Roman" w:eastAsia="FangSong" w:cs="Times New Roman"/>
-          <w:b/>
-          <w:bCs/>
-        </w:rPr>
-        <w:t xml:space="preserve">主题同源</w:t>
-      </w:r>
-      <w:r>
-        <w:rPr>
-          <w:rFonts w:hint="eastAsia" w:ascii="Times New Roman" w:hAnsi="Times New Roman" w:eastAsia="Times New Roman" w:cs="Times New Roman"/>
-        </w:rPr>
-        <w:t>：</w:t>
-      </w:r>
-      <w:r>
-        <w:rPr>
-          <w:rFonts w:hint="eastAsia" w:ascii="Times New Roman" w:hAnsi="Times New Roman" w:eastAsia="FangSong" w:cs="Times New Roman"/>
-        </w:rPr>
-        <w:t>平面世界元素的轨道与杂化讨论</w:t>
-      </w:r>
-      <w:r>
-        <w:rPr>
-          <w:rFonts w:ascii="Times New Roman" w:hAnsi="Times New Roman" w:eastAsia="Times New Roman" w:cs="Times New Roman"/>
-        </w:rPr>
-        <w:t xml:space="preserve"> → </w:t>
-      </w:r>
-      <w:r>
-        <w:rPr>
-          <w:rFonts w:hint="eastAsia" w:ascii="Times New Roman" w:hAnsi="Times New Roman" w:eastAsia="FangSong" w:cs="Times New Roman"/>
-        </w:rPr>
-        <w:t>题</w:t>
-      </w:r>
-      <w:r>
-        <w:rPr>
-          <w:rFonts w:hint="eastAsia" w:ascii="Times New Roman" w:hAnsi="Times New Roman" w:eastAsia="Times New Roman" w:cs="Times New Roman"/>
-        </w:rPr>
-        <w:t>-</w:t>
-      </w:r>
-      <w:r>
-        <w:rPr>
-          <w:rFonts w:hint="eastAsia" w:ascii="Times New Roman" w:hAnsi="Times New Roman" w:eastAsia="FangSong" w:cs="Times New Roman"/>
-        </w:rPr>
-        <w:t>汇智</w:t>
-      </w:r>
-      <w:r>
-        <w:rPr>
-          <w:rFonts w:hint="eastAsia" w:ascii="Times New Roman" w:hAnsi="Times New Roman" w:eastAsia="Times New Roman" w:cs="Times New Roman"/>
-        </w:rPr>
-        <w:t>-</w:t>
-      </w:r>
-      <w:r>
-        <w:rPr>
-          <w:rFonts w:hint="eastAsia" w:ascii="Times New Roman" w:hAnsi="Times New Roman" w:eastAsia="FangSong" w:cs="Times New Roman"/>
-        </w:rPr>
-        <w:t>原子结构</w:t>
-      </w:r>
-      <w:r>
-        <w:rPr>
-          <w:rFonts w:hint="eastAsia" w:ascii="Times New Roman" w:hAnsi="Times New Roman" w:eastAsia="Times New Roman" w:cs="Times New Roman"/>
-        </w:rPr>
-        <w:t>-3</w:t>
       </w:r>
     </w:p>
     <w:p>
